--- a/OpinionReview/reports/4.3_ejm.docx
+++ b/OpinionReview/reports/4.3_ejm.docx
@@ -5,9 +5,6 @@
     <w:p>
       <w:pPr>
         <w:pStyle w:val="1"/>
-        <w:rPr>
-          <w:rFonts w:hint="eastAsia"/>
-        </w:rPr>
       </w:pPr>
       <w:r>
         <w:rPr>
@@ -21,19 +18,11 @@
         </w:rPr>
         <w:t xml:space="preserve">. </w:t>
       </w:r>
-      <w:proofErr w:type="spellStart"/>
       <w:r>
         <w:rPr>
           <w:rFonts w:hint="eastAsia"/>
         </w:rPr>
-        <w:t>OpinionReview</w:t>
-      </w:r>
-      <w:proofErr w:type="spellEnd"/>
-      <w:r>
-        <w:rPr>
-          <w:rFonts w:hint="eastAsia"/>
-        </w:rPr>
-        <w:t xml:space="preserve"> 분석</w:t>
+        <w:t>OpinionReview 분석</w:t>
       </w:r>
     </w:p>
     <w:p>
@@ -101,11 +90,7 @@
     </w:p>
     <w:p>
       <w:r>
-        <w:t xml:space="preserve">LDA는 통계 기반의 비지도 학습 토픽 모델링 알고리즘으로, 문서 집합에서 </w:t>
-      </w:r>
-      <w:proofErr w:type="gramStart"/>
-      <w:r>
-        <w:t>잠재적인</w:t>
+        <w:t>LDA는 통계 기반의 비지도 학습 토픽 모델링 알고리즘으로, 문서 집합에서 잠재적인</w:t>
       </w:r>
       <w:r>
         <w:rPr>
@@ -115,11 +100,7 @@
         <w:t xml:space="preserve"> </w:t>
       </w:r>
       <w:r>
-        <w:t xml:space="preserve"> 토픽을</w:t>
-      </w:r>
-      <w:proofErr w:type="gramEnd"/>
-      <w:r>
-        <w:t xml:space="preserve"> 자동으로 발견합니다. 각 문서는 여러 토픽의 혼합으로, 각 토픽은 여러 단어의 확률 분포로 표현됩니다.</w:t>
+        <w:t xml:space="preserve"> 토픽을 자동으로 발견합니다. 각 문서는 여러 토픽의 혼합으로, 각 토픽은 여러 단어의 확률 분포로 표현됩니다.</w:t>
       </w:r>
     </w:p>
     <w:p>
@@ -172,31 +153,15 @@
         <w:rPr>
           <w:rFonts w:hint="eastAsia"/>
         </w:rPr>
-        <w:t>4.3.1.</w:t>
-      </w:r>
-      <w:r>
-        <w:rPr>
-          <w:rFonts w:hint="eastAsia"/>
-        </w:rPr>
-        <w:t>2</w:t>
-      </w:r>
-      <w:r>
-        <w:t xml:space="preserve"> 데이터 </w:t>
-      </w:r>
-      <w:proofErr w:type="spellStart"/>
-      <w:r>
-        <w:t>전처리</w:t>
-      </w:r>
-      <w:proofErr w:type="spellEnd"/>
+        <w:t>4.3.1.2</w:t>
+      </w:r>
+      <w:r>
+        <w:t xml:space="preserve"> 데이터 전처리</w:t>
+      </w:r>
     </w:p>
     <w:p>
-      <w:proofErr w:type="spellStart"/>
-      <w:r>
-        <w:t>전처리</w:t>
-      </w:r>
-      <w:proofErr w:type="spellEnd"/>
-      <w:r>
-        <w:t xml:space="preserve"> 파이프라인</w:t>
+      <w:r>
+        <w:t>전처리 파이프라인</w:t>
       </w:r>
     </w:p>
     <w:tbl>
@@ -222,68 +187,17 @@
                 <w:i/>
                 <w:iCs/>
               </w:rPr>
-              <w:t xml:space="preserve"># </w:t>
+              <w:t># TextPreprocessor 클래스를 사용한 체계적 전처리</w:t>
             </w:r>
-            <w:proofErr w:type="spellStart"/>
-            <w:r>
-              <w:rPr>
-                <w:i/>
-                <w:iCs/>
-              </w:rPr>
-              <w:t>TextPreprocessor</w:t>
-            </w:r>
-            <w:proofErr w:type="spellEnd"/>
-            <w:r>
-              <w:rPr>
-                <w:i/>
-                <w:iCs/>
-              </w:rPr>
-              <w:t xml:space="preserve"> 클래스를 사용한 체계적 </w:t>
-            </w:r>
-            <w:proofErr w:type="spellStart"/>
-            <w:r>
-              <w:rPr>
-                <w:i/>
-                <w:iCs/>
-              </w:rPr>
-              <w:t>전처리</w:t>
-            </w:r>
-            <w:proofErr w:type="spellEnd"/>
           </w:p>
           <w:p>
             <w:r>
-              <w:t xml:space="preserve">preprocessor = </w:t>
+              <w:t>preprocessor = TextPreprocessor(</w:t>
             </w:r>
-            <w:proofErr w:type="spellStart"/>
-            <w:proofErr w:type="gramStart"/>
-            <w:r>
-              <w:t>TextPreprocessor</w:t>
-            </w:r>
-            <w:proofErr w:type="spellEnd"/>
-            <w:r>
-              <w:t>(</w:t>
-            </w:r>
-            <w:proofErr w:type="gramEnd"/>
           </w:p>
           <w:p>
             <w:r>
-              <w:t xml:space="preserve">    </w:t>
-            </w:r>
-            <w:proofErr w:type="spellStart"/>
-            <w:r>
-              <w:t>remove_html</w:t>
-            </w:r>
-            <w:proofErr w:type="spellEnd"/>
-            <w:r>
-              <w:t>=</w:t>
-            </w:r>
-            <w:proofErr w:type="gramStart"/>
-            <w:r>
-              <w:t xml:space="preserve">True,   </w:t>
-            </w:r>
-            <w:proofErr w:type="gramEnd"/>
-            <w:r>
-              <w:t xml:space="preserve">     </w:t>
+              <w:t xml:space="preserve">    remove_html=True,        </w:t>
             </w:r>
             <w:r>
               <w:rPr>
@@ -295,23 +209,7 @@
           </w:p>
           <w:p>
             <w:r>
-              <w:t xml:space="preserve">    </w:t>
-            </w:r>
-            <w:proofErr w:type="spellStart"/>
-            <w:r>
-              <w:t>remove_urls</w:t>
-            </w:r>
-            <w:proofErr w:type="spellEnd"/>
-            <w:r>
-              <w:t>=</w:t>
-            </w:r>
-            <w:proofErr w:type="gramStart"/>
-            <w:r>
-              <w:t xml:space="preserve">True,   </w:t>
-            </w:r>
-            <w:proofErr w:type="gramEnd"/>
-            <w:r>
-              <w:t xml:space="preserve">     </w:t>
+              <w:t xml:space="preserve">    remove_urls=True,        </w:t>
             </w:r>
             <w:r>
               <w:rPr>
@@ -323,23 +221,7 @@
           </w:p>
           <w:p>
             <w:r>
-              <w:t xml:space="preserve">    </w:t>
-            </w:r>
-            <w:proofErr w:type="spellStart"/>
-            <w:r>
-              <w:t>remove_numbers</w:t>
-            </w:r>
-            <w:proofErr w:type="spellEnd"/>
-            <w:r>
-              <w:t>=</w:t>
-            </w:r>
-            <w:proofErr w:type="gramStart"/>
-            <w:r>
-              <w:t xml:space="preserve">True,   </w:t>
-            </w:r>
-            <w:proofErr w:type="gramEnd"/>
-            <w:r>
-              <w:t xml:space="preserve">  </w:t>
+              <w:t xml:space="preserve">    remove_numbers=True,     </w:t>
             </w:r>
             <w:r>
               <w:rPr>
@@ -351,15 +233,7 @@
           </w:p>
           <w:p>
             <w:r>
-              <w:t xml:space="preserve">    lowercase=</w:t>
-            </w:r>
-            <w:proofErr w:type="gramStart"/>
-            <w:r>
-              <w:t xml:space="preserve">True,   </w:t>
-            </w:r>
-            <w:proofErr w:type="gramEnd"/>
-            <w:r>
-              <w:t xml:space="preserve">       </w:t>
+              <w:t xml:space="preserve">    lowercase=True,          </w:t>
             </w:r>
             <w:r>
               <w:rPr>
@@ -371,56 +245,19 @@
           </w:p>
           <w:p>
             <w:r>
-              <w:t xml:space="preserve">    </w:t>
+              <w:t xml:space="preserve">    remove_stopwords=True,   </w:t>
             </w:r>
-            <w:proofErr w:type="spellStart"/>
-            <w:r>
-              <w:t>remove_stopwords</w:t>
-            </w:r>
-            <w:proofErr w:type="spellEnd"/>
-            <w:r>
-              <w:t>=</w:t>
-            </w:r>
-            <w:proofErr w:type="gramStart"/>
-            <w:r>
-              <w:t xml:space="preserve">True,   </w:t>
-            </w:r>
-            <w:proofErr w:type="gramEnd"/>
             <w:r>
               <w:rPr>
                 <w:i/>
                 <w:iCs/>
               </w:rPr>
-              <w:t xml:space="preserve"># </w:t>
-            </w:r>
-            <w:proofErr w:type="spellStart"/>
-            <w:r>
-              <w:rPr>
-                <w:i/>
-                <w:iCs/>
-              </w:rPr>
-              <w:t>불용어</w:t>
-            </w:r>
-            <w:proofErr w:type="spellEnd"/>
-            <w:r>
-              <w:rPr>
-                <w:i/>
-                <w:iCs/>
-              </w:rPr>
-              <w:t xml:space="preserve"> 제거</w:t>
+              <w:t># 불용어 제거</w:t>
             </w:r>
           </w:p>
           <w:p>
             <w:r>
-              <w:t xml:space="preserve">    </w:t>
-            </w:r>
-            <w:proofErr w:type="spellStart"/>
-            <w:r>
-              <w:t>use_lemmatization</w:t>
-            </w:r>
-            <w:proofErr w:type="spellEnd"/>
-            <w:r>
-              <w:t xml:space="preserve">=True   </w:t>
+              <w:t xml:space="preserve">    use_lemmatization=True   </w:t>
             </w:r>
             <w:r>
               <w:rPr>
@@ -439,13 +276,8 @@
       </w:tr>
     </w:tbl>
     <w:p>
-      <w:proofErr w:type="spellStart"/>
-      <w:r>
-        <w:t>전처리</w:t>
-      </w:r>
-      <w:proofErr w:type="spellEnd"/>
-      <w:r>
-        <w:t xml:space="preserve"> 결과</w:t>
+      <w:r>
+        <w:t>전처리 결과</w:t>
       </w:r>
     </w:p>
     <w:p>
@@ -484,13 +316,8 @@
       <w:pPr>
         <w:ind w:leftChars="100" w:left="210"/>
       </w:pPr>
-      <w:proofErr w:type="spellStart"/>
-      <w:r>
-        <w:t>전처리</w:t>
-      </w:r>
-      <w:proofErr w:type="spellEnd"/>
-      <w:r>
-        <w:t xml:space="preserve"> 단계를 통해 HTML 태그, URL, 숫자 등의 노이즈를 제거하고, 영어 불용어를 제거한 후 표제어 추출(Lemmatization)을 적용하여 단어를 기본형으로 통일했습니다.</w:t>
+      <w:r>
+        <w:t>전처리 단계를 통해 HTML 태그, URL, 숫자 등의 노이즈를 제거하고, 영어 불용어를 제거한 후 표제어 추출(Lemmatization)을 적용하여 단어를 기본형으로 통일했습니다.</w:t>
       </w:r>
     </w:p>
     <w:p>
@@ -515,15 +342,7 @@
     </w:p>
     <w:p>
       <w:r>
-        <w:t xml:space="preserve">Scikit-learn의 </w:t>
-      </w:r>
-      <w:proofErr w:type="spellStart"/>
-      <w:r>
-        <w:t>CountVectorizer</w:t>
-      </w:r>
-      <w:proofErr w:type="spellEnd"/>
-      <w:r>
-        <w:t>를 사용하여 DTM을 생성했습니다:</w:t>
+        <w:t>Scikit-learn의 CountVectorizer를 사용하여 DTM을 생성했습니다:</w:t>
       </w:r>
     </w:p>
     <w:tbl>
@@ -545,38 +364,12 @@
           </w:tcPr>
           <w:p>
             <w:r>
-              <w:t xml:space="preserve">vectorizer = </w:t>
+              <w:t>vectorizer = CountVectorizer(</w:t>
             </w:r>
-            <w:proofErr w:type="spellStart"/>
-            <w:proofErr w:type="gramStart"/>
-            <w:r>
-              <w:t>CountVectorizer</w:t>
-            </w:r>
-            <w:proofErr w:type="spellEnd"/>
-            <w:r>
-              <w:t>(</w:t>
-            </w:r>
-            <w:proofErr w:type="gramEnd"/>
           </w:p>
           <w:p>
             <w:r>
-              <w:t xml:space="preserve">    </w:t>
-            </w:r>
-            <w:proofErr w:type="spellStart"/>
-            <w:r>
-              <w:t>max_df</w:t>
-            </w:r>
-            <w:proofErr w:type="spellEnd"/>
-            <w:r>
-              <w:t>=0.</w:t>
-            </w:r>
-            <w:proofErr w:type="gramStart"/>
-            <w:r>
-              <w:t xml:space="preserve">8,   </w:t>
-            </w:r>
-            <w:proofErr w:type="gramEnd"/>
-            <w:r>
-              <w:t xml:space="preserve">           </w:t>
+              <w:t xml:space="preserve">    max_df=0.8,              </w:t>
             </w:r>
             <w:r>
               <w:rPr>
@@ -588,23 +381,7 @@
           </w:p>
           <w:p>
             <w:r>
-              <w:t xml:space="preserve">    </w:t>
-            </w:r>
-            <w:proofErr w:type="spellStart"/>
-            <w:r>
-              <w:t>min_df</w:t>
-            </w:r>
-            <w:proofErr w:type="spellEnd"/>
-            <w:r>
-              <w:t>=</w:t>
-            </w:r>
-            <w:proofErr w:type="gramStart"/>
-            <w:r>
-              <w:t xml:space="preserve">2,   </w:t>
-            </w:r>
-            <w:proofErr w:type="gramEnd"/>
-            <w:r>
-              <w:t xml:space="preserve">             </w:t>
+              <w:t xml:space="preserve">    min_df=2,                </w:t>
             </w:r>
             <w:r>
               <w:rPr>
@@ -616,99 +393,26 @@
           </w:p>
           <w:p>
             <w:r>
-              <w:t xml:space="preserve">    </w:t>
-            </w:r>
-            <w:proofErr w:type="spellStart"/>
-            <w:r>
-              <w:t>stop_words</w:t>
-            </w:r>
-            <w:proofErr w:type="spellEnd"/>
-            <w:r>
-              <w:t>="</w:t>
-            </w:r>
-            <w:proofErr w:type="spellStart"/>
-            <w:r>
-              <w:t>english</w:t>
-            </w:r>
-            <w:proofErr w:type="spellEnd"/>
-            <w:proofErr w:type="gramStart"/>
-            <w:r>
-              <w:t xml:space="preserve">",   </w:t>
-            </w:r>
-            <w:proofErr w:type="gramEnd"/>
-            <w:r>
-              <w:t xml:space="preserve"> </w:t>
+              <w:t xml:space="preserve">    stop_words="english",    </w:t>
             </w:r>
             <w:r>
               <w:rPr>
                 <w:i/>
                 <w:iCs/>
               </w:rPr>
-              <w:t xml:space="preserve"># 영어 </w:t>
-            </w:r>
-            <w:proofErr w:type="spellStart"/>
-            <w:r>
-              <w:rPr>
-                <w:i/>
-                <w:iCs/>
-              </w:rPr>
-              <w:t>불용어</w:t>
-            </w:r>
-            <w:proofErr w:type="spellEnd"/>
-            <w:r>
-              <w:rPr>
-                <w:i/>
-                <w:iCs/>
-              </w:rPr>
-              <w:t xml:space="preserve"> 제거</w:t>
+              <w:t># 영어 불용어 제거</w:t>
             </w:r>
           </w:p>
           <w:p>
             <w:r>
-              <w:t xml:space="preserve">    </w:t>
-            </w:r>
-            <w:proofErr w:type="spellStart"/>
-            <w:r>
-              <w:t>token_pattern</w:t>
-            </w:r>
-            <w:proofErr w:type="spellEnd"/>
-            <w:r>
-              <w:t>="[a-</w:t>
-            </w:r>
-            <w:proofErr w:type="spellStart"/>
-            <w:r>
-              <w:t>zA</w:t>
-            </w:r>
-            <w:proofErr w:type="spellEnd"/>
-            <w:r>
-              <w:t>-Z\-][a-</w:t>
-            </w:r>
-            <w:proofErr w:type="spellStart"/>
-            <w:r>
-              <w:t>zA</w:t>
-            </w:r>
-            <w:proofErr w:type="spellEnd"/>
-            <w:r>
-              <w:t>-Z\-]{2,}</w:t>
-            </w:r>
-            <w:proofErr w:type="gramStart"/>
-            <w:r>
-              <w:t xml:space="preserve">"  </w:t>
+              <w:t xml:space="preserve">    token_pattern="[a-zA-Z\-][a-zA-Z\-]{2,}"  </w:t>
             </w:r>
             <w:r>
               <w:rPr>
                 <w:i/>
                 <w:iCs/>
               </w:rPr>
-              <w:t>#</w:t>
-            </w:r>
-            <w:proofErr w:type="gramEnd"/>
-            <w:r>
-              <w:rPr>
-                <w:i/>
-                <w:iCs/>
-              </w:rPr>
-              <w:t xml:space="preserve"> 최소 3글자 이상</w:t>
+              <w:t># 최소 3글자 이상</w:t>
             </w:r>
           </w:p>
           <w:p>
@@ -728,41 +432,25 @@
       <w:pPr>
         <w:ind w:firstLineChars="100" w:firstLine="210"/>
       </w:pPr>
-      <w:proofErr w:type="spellStart"/>
-      <w:r>
-        <w:t>max_df</w:t>
-      </w:r>
-      <w:proofErr w:type="spellEnd"/>
-      <w:r>
-        <w:t>=0.8: 너무 빈번한 일반적 단어 제외</w:t>
+      <w:r>
+        <w:t>max_df=0.8: 너무 빈번한 일반적 단어 제외</w:t>
       </w:r>
     </w:p>
     <w:p>
       <w:pPr>
         <w:ind w:firstLineChars="100" w:firstLine="210"/>
       </w:pPr>
-      <w:proofErr w:type="spellStart"/>
-      <w:r>
-        <w:t>min_df</w:t>
-      </w:r>
-      <w:proofErr w:type="spellEnd"/>
-      <w:r>
-        <w:t>=2: 희귀 단어 제외로 노이즈 감소</w:t>
+      <w:r>
+        <w:t>min_df=2: 희귀 단어 제외로 노이즈 감소</w:t>
       </w:r>
     </w:p>
     <w:p>
       <w:pPr>
         <w:ind w:firstLineChars="100" w:firstLine="210"/>
       </w:pPr>
-      <w:proofErr w:type="spellStart"/>
-      <w:r>
-        <w:t>token_pattern</w:t>
-      </w:r>
-      <w:proofErr w:type="spellEnd"/>
-      <w:r>
-        <w:t xml:space="preserve"> </w:t>
-      </w:r>
-      <w:proofErr w:type="gramStart"/>
+      <w:r>
+        <w:t xml:space="preserve">token_pattern </w:t>
+      </w:r>
       <w:r>
         <w:rPr>
           <w:rFonts w:hint="eastAsia"/>
@@ -770,19 +458,10 @@
         <w:t>= :</w:t>
       </w:r>
       <w:r>
-        <w:t>최소</w:t>
-      </w:r>
-      <w:proofErr w:type="gramEnd"/>
-      <w:r>
-        <w:t xml:space="preserve"> 3글자 제한으로 의미 있는 단어만 선택</w:t>
+        <w:t>최소 3글자 제한으로 의미 있는 단어만 선택</w:t>
       </w:r>
     </w:p>
     <w:p>
-      <w:pPr>
-        <w:rPr>
-          <w:rFonts w:hint="eastAsia"/>
-        </w:rPr>
-      </w:pPr>
       <w:r>
         <w:t>LDA 모델 학습</w:t>
       </w:r>
@@ -805,44 +484,13 @@
             <w:tcW w:w="10456" w:type="dxa"/>
           </w:tcPr>
           <w:p>
-            <w:proofErr w:type="spellStart"/>
             <w:r>
-              <w:t>lda_model</w:t>
+              <w:t>lda_model = LatentDirichletAllocation(</w:t>
             </w:r>
-            <w:proofErr w:type="spellEnd"/>
-            <w:r>
-              <w:t xml:space="preserve"> = </w:t>
-            </w:r>
-            <w:proofErr w:type="spellStart"/>
-            <w:proofErr w:type="gramStart"/>
-            <w:r>
-              <w:t>LatentDirichletAllocation</w:t>
-            </w:r>
-            <w:proofErr w:type="spellEnd"/>
-            <w:r>
-              <w:t>(</w:t>
-            </w:r>
-            <w:proofErr w:type="gramEnd"/>
           </w:p>
           <w:p>
             <w:r>
-              <w:t xml:space="preserve">    </w:t>
-            </w:r>
-            <w:proofErr w:type="spellStart"/>
-            <w:r>
-              <w:t>n_components</w:t>
-            </w:r>
-            <w:proofErr w:type="spellEnd"/>
-            <w:r>
-              <w:t>=</w:t>
-            </w:r>
-            <w:proofErr w:type="gramStart"/>
-            <w:r>
-              <w:t xml:space="preserve">6,   </w:t>
-            </w:r>
-            <w:proofErr w:type="gramEnd"/>
-            <w:r>
-              <w:t xml:space="preserve">       </w:t>
+              <w:t xml:space="preserve">    n_components=6,          </w:t>
             </w:r>
             <w:r>
               <w:rPr>
@@ -854,23 +502,7 @@
           </w:p>
           <w:p>
             <w:r>
-              <w:t xml:space="preserve">    </w:t>
-            </w:r>
-            <w:proofErr w:type="spellStart"/>
-            <w:r>
-              <w:t>random_state</w:t>
-            </w:r>
-            <w:proofErr w:type="spellEnd"/>
-            <w:r>
-              <w:t>=</w:t>
-            </w:r>
-            <w:proofErr w:type="gramStart"/>
-            <w:r>
-              <w:t xml:space="preserve">23,   </w:t>
-            </w:r>
-            <w:proofErr w:type="gramEnd"/>
-            <w:r>
-              <w:t xml:space="preserve">      </w:t>
+              <w:t xml:space="preserve">    random_state=23,         </w:t>
             </w:r>
             <w:r>
               <w:rPr>
@@ -882,23 +514,7 @@
           </w:p>
           <w:p>
             <w:r>
-              <w:t xml:space="preserve">    </w:t>
-            </w:r>
-            <w:proofErr w:type="spellStart"/>
-            <w:r>
-              <w:t>max_iter</w:t>
-            </w:r>
-            <w:proofErr w:type="spellEnd"/>
-            <w:r>
-              <w:t>=</w:t>
-            </w:r>
-            <w:proofErr w:type="gramStart"/>
-            <w:r>
-              <w:t xml:space="preserve">50,   </w:t>
-            </w:r>
-            <w:proofErr w:type="gramEnd"/>
-            <w:r>
-              <w:t xml:space="preserve">          </w:t>
+              <w:t xml:space="preserve">    max_iter=50,             </w:t>
             </w:r>
             <w:r>
               <w:rPr>
@@ -910,15 +526,7 @@
           </w:p>
           <w:p>
             <w:r>
-              <w:t xml:space="preserve">    </w:t>
-            </w:r>
-            <w:proofErr w:type="spellStart"/>
-            <w:r>
-              <w:t>learning_method</w:t>
-            </w:r>
-            <w:proofErr w:type="spellEnd"/>
-            <w:r>
-              <w:t xml:space="preserve">="online", </w:t>
+              <w:t xml:space="preserve">    learning_method="online", </w:t>
             </w:r>
             <w:r>
               <w:rPr>
@@ -930,15 +538,7 @@
           </w:p>
           <w:p>
             <w:r>
-              <w:t xml:space="preserve">    </w:t>
-            </w:r>
-            <w:proofErr w:type="spellStart"/>
-            <w:r>
-              <w:t>n_jobs</w:t>
-            </w:r>
-            <w:proofErr w:type="spellEnd"/>
-            <w:r>
-              <w:t xml:space="preserve">=-1                </w:t>
+              <w:t xml:space="preserve">    n_jobs=-1                </w:t>
             </w:r>
             <w:r>
               <w:rPr>
@@ -957,13 +557,8 @@
       </w:tr>
     </w:tbl>
     <w:p>
-      <w:proofErr w:type="spellStart"/>
-      <w:r>
-        <w:t>하이퍼파라미터</w:t>
-      </w:r>
-      <w:proofErr w:type="spellEnd"/>
-      <w:r>
-        <w:t xml:space="preserve"> 설정:</w:t>
+      <w:r>
+        <w:t>하이퍼파라미터 설정:</w:t>
       </w:r>
     </w:p>
     <w:p>
@@ -971,15 +566,7 @@
         <w:ind w:firstLineChars="100" w:firstLine="210"/>
       </w:pPr>
       <w:r>
-        <w:t>토픽 개수(</w:t>
-      </w:r>
-      <w:proofErr w:type="spellStart"/>
-      <w:r>
-        <w:t>n_components</w:t>
-      </w:r>
-      <w:proofErr w:type="spellEnd"/>
-      <w:r>
-        <w:t xml:space="preserve">): 6개 </w:t>
+        <w:t xml:space="preserve">토픽 개수(n_components): 6개 </w:t>
       </w:r>
     </w:p>
     <w:p>
@@ -995,15 +582,7 @@
         <w:ind w:firstLineChars="100" w:firstLine="210"/>
       </w:pPr>
       <w:r>
-        <w:t xml:space="preserve">너무 적으면 일반화, 너무 많으면 </w:t>
-      </w:r>
-      <w:proofErr w:type="spellStart"/>
-      <w:r>
-        <w:t>과적합</w:t>
-      </w:r>
-      <w:proofErr w:type="spellEnd"/>
-      <w:r>
-        <w:t xml:space="preserve"> 위험</w:t>
+        <w:t>너무 적으면 일반화, 너무 많으면 과적합 위험</w:t>
       </w:r>
     </w:p>
     <w:p>
@@ -1067,7 +646,7 @@
     </w:p>
     <w:p>
       <w:r>
-        <w:t>4.1 추출된 6개 토픽과 주요 키워드</w:t>
+        <w:t>추출된 6개 토픽과 주요 키워드</w:t>
       </w:r>
     </w:p>
     <w:tbl>
@@ -1550,179 +1129,1311 @@
     </w:tbl>
     <w:p>
       <w:r>
-        <w:t>4.2 토픽 해석</w:t>
+        <w:t>토픽 해석</w:t>
       </w:r>
     </w:p>
     <w:p>
+      <w:pPr>
+        <w:ind w:firstLineChars="100" w:firstLine="210"/>
+      </w:pPr>
       <w:r>
         <w:t>추출된 토픽들은 다음과 같은 제품/서비스 카테고리를 대표합니다:</w:t>
       </w:r>
     </w:p>
     <w:p>
+      <w:pPr>
+        <w:ind w:firstLineChars="100" w:firstLine="210"/>
+      </w:pPr>
       <w:r>
         <w:t>전자제품 성능 (토픽 1, 5): 배터리 수명, 화면 품질, 가격</w:t>
       </w:r>
     </w:p>
     <w:p>
+      <w:pPr>
+        <w:ind w:firstLineChars="100" w:firstLine="210"/>
+      </w:pPr>
       <w:r>
         <w:t>호텔/숙박 (토픽 4, 6): 서비스 품질, 편의시설</w:t>
       </w:r>
     </w:p>
     <w:p>
+      <w:pPr>
+        <w:ind w:firstLineChars="100" w:firstLine="210"/>
+      </w:pPr>
       <w:r>
         <w:t>차량/교통 (토픽 2): 내부 공간, 연비, 좌석</w:t>
       </w:r>
     </w:p>
     <w:p>
+      <w:pPr>
+        <w:ind w:firstLineChars="100" w:firstLine="210"/>
+      </w:pPr>
       <w:r>
         <w:t>네비게이션/멀티미디어 (토픽 3): 음성 안내, 비디오 재생</w:t>
       </w:r>
     </w:p>
     <w:p>
       <w:r>
-        <w:t>5. 문서-토픽 분포</w:t>
+        <w:t>문서-토픽 분포</w:t>
       </w:r>
     </w:p>
     <w:p>
       <w:r>
-        <w:t>5.1 분포 특성</w:t>
+        <w:t xml:space="preserve"> 분포 특성</w:t>
       </w:r>
     </w:p>
     <w:p>
+      <w:pPr>
+        <w:ind w:firstLineChars="100" w:firstLine="210"/>
+      </w:pPr>
       <w:r>
         <w:t xml:space="preserve">각 문서는 6개 토픽에 대한 확률 분포로 표현됩니다. </w:t>
       </w:r>
     </w:p>
     <w:p>
+      <w:pPr>
+        <w:ind w:firstLineChars="100" w:firstLine="210"/>
+      </w:pPr>
       <w:r>
         <w:t>예시:</w:t>
       </w:r>
     </w:p>
     <w:p>
+      <w:pPr>
+        <w:ind w:firstLineChars="100" w:firstLine="210"/>
+      </w:pPr>
       <w:r>
         <w:t>문서 1: [0.0004, 0.0004, 0.9979, 0.0004, 0.0004, 0.0004]</w:t>
       </w:r>
     </w:p>
     <w:p>
-      <w:pPr>
+      <w:r>
+        <w:t xml:space="preserve">        → 토픽 3(네비게이션)에 99.79% 집중</w:t>
+      </w:r>
+    </w:p>
+    <w:p>
+      <w:pPr>
+        <w:ind w:firstLineChars="100" w:firstLine="210"/>
+      </w:pPr>
+      <w:r>
+        <w:t>문서 2: [0.0003, 0.9441, 0.0003, 0.0548, 0.0003, 0.0003]</w:t>
+      </w:r>
+    </w:p>
+    <w:p>
+      <w:r>
+        <w:t xml:space="preserve">        → 토픽 2(공간/편안함)에 94.41% 집중</w:t>
+      </w:r>
+    </w:p>
+    <w:p>
+      <w:pPr>
+        <w:ind w:firstLineChars="100" w:firstLine="210"/>
+      </w:pPr>
+      <w:r>
+        <w:lastRenderedPageBreak/>
+        <w:t>문서 5: [0.6162, 0.0001, 0.0053, 0.0001, 0.3783, 0.0001]</w:t>
+      </w:r>
+    </w:p>
+    <w:p>
+      <w:r>
+        <w:t xml:space="preserve">        → 토픽 1(61.62%)과 토픽 5(37.83%)의 혼합</w:t>
+      </w:r>
+    </w:p>
+    <w:p>
+      <w:r>
+        <w:t>분포 패턴 분석</w:t>
+      </w:r>
+    </w:p>
+    <w:p>
+      <w:pPr>
+        <w:ind w:firstLineChars="100" w:firstLine="210"/>
+      </w:pPr>
+      <w:r>
+        <w:t>단일 토픽 지배형: 대부분 문서가 하나의 토픽에 90% 이상 집중</w:t>
+      </w:r>
+    </w:p>
+    <w:p>
+      <w:pPr>
+        <w:ind w:firstLineChars="100" w:firstLine="210"/>
+      </w:pPr>
+      <w:r>
+        <w:t>혼합형: 일부 문서는 2-3개 토픽의 혼합 (예: 문서 5)</w:t>
+      </w:r>
+    </w:p>
+    <w:p>
+      <w:pPr>
+        <w:ind w:firstLineChars="100" w:firstLine="210"/>
+      </w:pPr>
+      <w:r>
+        <w:t>명확한 주제 구분: 토픽 간 경계가 뚜렷하여 해석이 용이</w:t>
+      </w:r>
+    </w:p>
+    <w:p>
+      <w:r>
+        <w:t>후속 분석 활용</w:t>
+      </w:r>
+    </w:p>
+    <w:p>
+      <w:r>
+        <w:t>특징 벡터로서의 활용</w:t>
+      </w:r>
+    </w:p>
+    <w:p>
+      <w:pPr>
+        <w:ind w:firstLineChars="100" w:firstLine="210"/>
+      </w:pPr>
+      <w:r>
+        <w:t>LDA의 문서-토픽 분포는 다양한 후속 분석의 입력 특징으로 활용 가능합니다:</w:t>
+      </w:r>
+    </w:p>
+    <w:p>
+      <w:pPr>
+        <w:ind w:firstLineChars="100" w:firstLine="210"/>
+      </w:pPr>
+      <w:r>
+        <w:t>가능한 활용 방안:</w:t>
+      </w:r>
+    </w:p>
+    <w:p>
+      <w:pPr>
+        <w:ind w:firstLineChars="100" w:firstLine="210"/>
+      </w:pPr>
+      <w:r>
+        <w:t>감성 분석: 토픽 분포 → 긍정/부정 예측</w:t>
+      </w:r>
+    </w:p>
+    <w:p>
+      <w:pPr>
+        <w:ind w:firstLineChars="100" w:firstLine="210"/>
+      </w:pPr>
+      <w:r>
+        <w:t>제품 분류: 토픽 분포 → 제품 카테고리 예측</w:t>
+      </w:r>
+    </w:p>
+    <w:p>
+      <w:pPr>
+        <w:ind w:firstLineChars="100" w:firstLine="210"/>
+      </w:pPr>
+      <w:r>
+        <w:t>추천 시스템: 유사 토픽 분포 문서 추천</w:t>
+      </w:r>
+    </w:p>
+    <w:p>
+      <w:pPr>
+        <w:ind w:firstLineChars="100" w:firstLine="210"/>
+      </w:pPr>
+      <w:r>
+        <w:t>클러스터링: 토픽 기반 문서 군집화</w:t>
+      </w:r>
+    </w:p>
+    <w:p>
+      <w:pPr>
+        <w:pStyle w:val="3"/>
+      </w:pPr>
+      <w:r>
+        <w:t>4.3.2 NMF (Non-Negative Matrix Factorization) 기반 토픽 모델링</w:t>
+      </w:r>
+    </w:p>
+    <w:p>
+      <w:r>
+        <w:t>NMF 모델 구축 및 문서별 토픽 분포 추출.</w:t>
+      </w:r>
+    </w:p>
+    <w:p>
+      <w:r>
+        <w:t xml:space="preserve">NMF는 비음수 행렬 분해 기법으로, 잠재적인 토픽 구조를 발견하는 또 다른 통계 기반의 토픽 모델링 알고리즘입니다. 행렬 </w:t>
+      </w:r>
+      <w:r>
+        <w:rPr>
+          <w:rFonts w:eastAsiaTheme="minorHAnsi"/>
+        </w:rPr>
+        <w:t>X</w:t>
+      </w:r>
+      <w:r>
+        <w:t xml:space="preserve">를 두 개의 비음수 행렬 W와 H의 곱으로 분해합니다 (X </w:t>
+      </w:r>
+      <w:r>
+        <w:rPr>
+          <w:rFonts w:eastAsiaTheme="minorHAnsi"/>
+        </w:rPr>
+        <w:t>≒</w:t>
+      </w:r>
+      <w:r>
+        <w:t xml:space="preserve"> W</w:t>
+      </w:r>
+      <w:r>
         <w:rPr>
           <w:rFonts w:hint="eastAsia"/>
         </w:rPr>
-      </w:pPr>
-      <w:r>
-        <w:t xml:space="preserve">        → 토픽 3(네비게이션)에 99.79% 집중</w:t>
+        <w:t xml:space="preserve"> </w:t>
+      </w:r>
+      <w:r>
+        <w:rPr>
+          <w:rFonts w:eastAsiaTheme="minorHAnsi"/>
+        </w:rPr>
+        <w:t>ⅹ</w:t>
+      </w:r>
+      <w:r>
+        <w:t xml:space="preserve"> H).</w:t>
       </w:r>
     </w:p>
     <w:p>
-      <w:r>
-        <w:t>문서 2: [0.0003, 0.9441, 0.0003, 0.0548, 0.0003, 0.0003]</w:t>
+      <w:pPr>
+        <w:numPr>
+          <w:ilvl w:val="0"/>
+          <w:numId w:val="62"/>
+        </w:numPr>
+      </w:pPr>
+      <w:r>
+        <w:rPr>
+          <w:b/>
+          <w:bCs/>
+        </w:rPr>
+        <w:t>X (문서-단어 행렬, DTM):</w:t>
+      </w:r>
+      <w:r>
+        <w:t xml:space="preserve"> 문서와 단어 간의 빈도 또는 TF-IDF 값.</w:t>
       </w:r>
     </w:p>
     <w:p>
-      <w:r>
-        <w:t xml:space="preserve">        → 토픽 2(공간/편안함)에 94.41% 집중</w:t>
+      <w:pPr>
+        <w:numPr>
+          <w:ilvl w:val="0"/>
+          <w:numId w:val="62"/>
+        </w:numPr>
+      </w:pPr>
+      <w:r>
+        <w:rPr>
+          <w:b/>
+          <w:bCs/>
+        </w:rPr>
+        <w:t>W (문서-토픽 행렬):</w:t>
+      </w:r>
+      <w:r>
+        <w:t xml:space="preserve"> 각 문서가 토픽에 얼마나 기여하는지를 나타냅니다.</w:t>
       </w:r>
     </w:p>
     <w:p>
-      <w:r>
-        <w:lastRenderedPageBreak/>
-        <w:t>문서 5: [0.6162, 0.0001, 0.0053, 0.0001, 0.3783, 0.0001]</w:t>
+      <w:pPr>
+        <w:numPr>
+          <w:ilvl w:val="0"/>
+          <w:numId w:val="62"/>
+        </w:numPr>
+      </w:pPr>
+      <w:r>
+        <w:rPr>
+          <w:b/>
+          <w:bCs/>
+        </w:rPr>
+        <w:t>H (토픽-단어 행렬):</w:t>
+      </w:r>
+      <w:r>
+        <w:t xml:space="preserve"> 각 토픽이 단어에 얼마나 기여하는지를 나타냅니다 (토픽의 키워드).</w:t>
       </w:r>
     </w:p>
     <w:p>
       <w:r>
-        <w:t xml:space="preserve">        → 토픽 1(61.62%)과 토픽 5(37.83%)의 혼합</w:t>
+        <w:t>NMF는 주로 TF-IDF 가중치와 함께 사용되어 LDA보다 더 명확하고 해석하기 쉬운 토픽을 추출하는 경향이 있습니다.</w:t>
       </w:r>
     </w:p>
     <w:p>
-      <w:r>
-        <w:t>5.2 분포 패턴 분석</w:t>
+      <w:pPr>
+        <w:rPr>
+          <w:b/>
+          <w:bCs/>
+        </w:rPr>
+      </w:pPr>
+      <w:r>
+        <w:rPr>
+          <w:b/>
+          <w:bCs/>
+        </w:rPr>
+        <w:t>4.3.2.1 NMF 모델 구축 및 결과</w:t>
       </w:r>
     </w:p>
     <w:p>
       <w:r>
-        <w:t>단일 토픽 지배형: 대부분 문서가 하나의 토픽에 90% 이상 집중</w:t>
+        <w:t>Scikit-learn의 NMF 모델을 사용하여 5개의 토픽을 추출했습니다. NMF는 일반적으로 TF-IDF 기반의 문서-단어 행렬을 입력으로 사용하며, 이는 단어의 중요도에 가중치를 부여합니다.</w:t>
       </w:r>
     </w:p>
     <w:p>
-      <w:r>
-        <w:t>혼합형: 일부 문서는 2-3개 토픽의 혼합 (예: 문서 5)</w:t>
+      <w:pPr>
+        <w:numPr>
+          <w:ilvl w:val="0"/>
+          <w:numId w:val="63"/>
+        </w:numPr>
+      </w:pPr>
+      <w:r>
+        <w:rPr>
+          <w:b/>
+          <w:bCs/>
+        </w:rPr>
+        <w:lastRenderedPageBreak/>
+        <w:t>벡터화:</w:t>
+      </w:r>
+      <w:r>
+        <w:t xml:space="preserve"> TfidfVectorizer 사용</w:t>
       </w:r>
     </w:p>
     <w:p>
-      <w:r>
-        <w:t>명확한 주제 구분: 토픽 간 경계가 뚜렷하여 해석이 용이</w:t>
+      <w:pPr>
+        <w:numPr>
+          <w:ilvl w:val="1"/>
+          <w:numId w:val="63"/>
+        </w:numPr>
+      </w:pPr>
+      <w:r>
+        <w:t>max_df=0.8, min_df=2, 최소 3글자 이상 단어(token_pattern="[a-zA-Z\-][a-zA-Z\-]{2,}"$) 사용.</w:t>
       </w:r>
     </w:p>
     <w:p>
-      <w:r>
-        <w:t>6. 후속 분석 활용</w:t>
+      <w:pPr>
+        <w:numPr>
+          <w:ilvl w:val="0"/>
+          <w:numId w:val="63"/>
+        </w:numPr>
+      </w:pPr>
+      <w:r>
+        <w:rPr>
+          <w:b/>
+          <w:bCs/>
+        </w:rPr>
+        <w:t>모델 하이퍼파라미터:</w:t>
       </w:r>
     </w:p>
     <w:p>
-      <w:r>
-        <w:t xml:space="preserve">6.1 특징 </w:t>
-      </w:r>
-      <w:proofErr w:type="spellStart"/>
-      <w:r>
-        <w:t>벡터로서의</w:t>
-      </w:r>
-      <w:proofErr w:type="spellEnd"/>
-      <w:r>
-        <w:t xml:space="preserve"> 활용</w:t>
+      <w:pPr>
+        <w:numPr>
+          <w:ilvl w:val="1"/>
+          <w:numId w:val="63"/>
+        </w:numPr>
+      </w:pPr>
+      <w:r>
+        <w:t>n_components (토픽 개수): 5개</w:t>
       </w:r>
     </w:p>
     <w:p>
-      <w:r>
-        <w:t>LDA의 문서-토픽 분포는 다양한 후속 분석의 입력 특징으로 활용 가능합니다:</w:t>
+      <w:pPr>
+        <w:numPr>
+          <w:ilvl w:val="1"/>
+          <w:numId w:val="63"/>
+        </w:numPr>
+      </w:pPr>
+      <w:r>
+        <w:t>init="nndsvd": 초기화 방법으로 'Non-negative Double Singular Value Decomposition'을 사용하여 학습 속도와 품질을 향상시켰습니다.</w:t>
       </w:r>
     </w:p>
     <w:p>
-      <w:r>
-        <w:t>가능한 활용 방안:</w:t>
+      <w:pPr>
+        <w:numPr>
+          <w:ilvl w:val="0"/>
+          <w:numId w:val="63"/>
+        </w:numPr>
+      </w:pPr>
+      <w:r>
+        <w:rPr>
+          <w:b/>
+          <w:bCs/>
+        </w:rPr>
+        <w:t>모델 성능 지표:</w:t>
       </w:r>
     </w:p>
     <w:p>
-      <w:r>
-        <w:t>감성 분석: 토픽 분포 → 긍정/부정 예측</w:t>
+      <w:pPr>
+        <w:numPr>
+          <w:ilvl w:val="1"/>
+          <w:numId w:val="63"/>
+        </w:numPr>
+      </w:pPr>
+      <w:r>
+        <w:rPr>
+          <w:b/>
+          <w:bCs/>
+        </w:rPr>
+        <w:t>Reconstruction Error (재구성 오차):</w:t>
+      </w:r>
+      <w:r>
+        <w:t xml:space="preserve"> 5.8484 (오차가 낮을수록 원본 행렬을 잘 재구성했다는 의미)</w:t>
       </w:r>
     </w:p>
     <w:p>
-      <w:r>
-        <w:t>제품 분류: 토픽 분포 → 제품 카테고리 예측</w:t>
+      <w:pPr>
+        <w:rPr>
+          <w:b/>
+          <w:bCs/>
+        </w:rPr>
+      </w:pPr>
+      <w:r>
+        <w:rPr>
+          <w:b/>
+          <w:bCs/>
+        </w:rPr>
+        <w:t>4.3.2.2 추출된 5개 토픽과 주요 키워드</w:t>
       </w:r>
     </w:p>
     <w:p>
       <w:r>
-        <w:t>추천 시스템: 유사 토픽 분포 문서 추천</w:t>
+        <w:t>NMF 모델에서 추출된 5개의 토픽과 상위 5개 키워드는 다음과 같습니다.</w:t>
+      </w:r>
+    </w:p>
+    <w:tbl>
+      <w:tblPr>
+        <w:tblW w:w="0" w:type="auto"/>
+        <w:tblCellSpacing w:w="15" w:type="dxa"/>
+        <w:tblCellMar>
+          <w:top w:w="15" w:type="dxa"/>
+          <w:left w:w="15" w:type="dxa"/>
+          <w:bottom w:w="15" w:type="dxa"/>
+          <w:right w:w="15" w:type="dxa"/>
+        </w:tblCellMar>
+        <w:tblLook w:val="04A0" w:firstRow="1" w:lastRow="0" w:firstColumn="1" w:lastColumn="0" w:noHBand="0" w:noVBand="1"/>
+      </w:tblPr>
+      <w:tblGrid>
+        <w:gridCol w:w="995"/>
+        <w:gridCol w:w="3759"/>
+        <w:gridCol w:w="5696"/>
+      </w:tblGrid>
+      <w:tr>
+        <w:trPr>
+          <w:tblHeader/>
+          <w:tblCellSpacing w:w="15" w:type="dxa"/>
+        </w:trPr>
+        <w:tc>
+          <w:tcPr>
+            <w:tcW w:w="0" w:type="auto"/>
+            <w:tcBorders>
+              <w:top w:val="single" w:sz="6" w:space="0" w:color="auto"/>
+              <w:left w:val="single" w:sz="6" w:space="0" w:color="auto"/>
+              <w:bottom w:val="single" w:sz="6" w:space="0" w:color="auto"/>
+              <w:right w:val="single" w:sz="6" w:space="0" w:color="auto"/>
+            </w:tcBorders>
+            <w:vAlign w:val="center"/>
+            <w:hideMark/>
+          </w:tcPr>
+          <w:p>
+            <w:r>
+              <w:rPr>
+                <w:b/>
+                <w:bCs/>
+              </w:rPr>
+              <w:t>토픽 번호</w:t>
+            </w:r>
+          </w:p>
+        </w:tc>
+        <w:tc>
+          <w:tcPr>
+            <w:tcW w:w="0" w:type="auto"/>
+            <w:tcBorders>
+              <w:top w:val="single" w:sz="6" w:space="0" w:color="auto"/>
+              <w:left w:val="single" w:sz="6" w:space="0" w:color="auto"/>
+              <w:bottom w:val="single" w:sz="6" w:space="0" w:color="auto"/>
+              <w:right w:val="single" w:sz="6" w:space="0" w:color="auto"/>
+            </w:tcBorders>
+            <w:vAlign w:val="center"/>
+            <w:hideMark/>
+          </w:tcPr>
+          <w:p>
+            <w:r>
+              <w:rPr>
+                <w:b/>
+                <w:bCs/>
+              </w:rPr>
+              <w:t>주요 키워드 (상위 5개)</w:t>
+            </w:r>
+          </w:p>
+        </w:tc>
+        <w:tc>
+          <w:tcPr>
+            <w:tcW w:w="0" w:type="auto"/>
+            <w:tcBorders>
+              <w:top w:val="single" w:sz="6" w:space="0" w:color="auto"/>
+              <w:left w:val="single" w:sz="6" w:space="0" w:color="auto"/>
+              <w:bottom w:val="single" w:sz="6" w:space="0" w:color="auto"/>
+              <w:right w:val="single" w:sz="6" w:space="0" w:color="auto"/>
+            </w:tcBorders>
+            <w:vAlign w:val="center"/>
+            <w:hideMark/>
+          </w:tcPr>
+          <w:p>
+            <w:r>
+              <w:rPr>
+                <w:b/>
+                <w:bCs/>
+              </w:rPr>
+              <w:t>해석</w:t>
+            </w:r>
+          </w:p>
+        </w:tc>
+      </w:tr>
+      <w:tr>
+        <w:trPr>
+          <w:tblCellSpacing w:w="15" w:type="dxa"/>
+        </w:trPr>
+        <w:tc>
+          <w:tcPr>
+            <w:tcW w:w="0" w:type="auto"/>
+            <w:tcBorders>
+              <w:top w:val="single" w:sz="6" w:space="0" w:color="auto"/>
+              <w:left w:val="single" w:sz="6" w:space="0" w:color="auto"/>
+              <w:bottom w:val="single" w:sz="6" w:space="0" w:color="auto"/>
+              <w:right w:val="single" w:sz="6" w:space="0" w:color="auto"/>
+            </w:tcBorders>
+            <w:vAlign w:val="center"/>
+            <w:hideMark/>
+          </w:tcPr>
+          <w:p>
+            <w:r>
+              <w:rPr>
+                <w:b/>
+                <w:bCs/>
+              </w:rPr>
+              <w:t>토픽 1</w:t>
+            </w:r>
+          </w:p>
+        </w:tc>
+        <w:tc>
+          <w:tcPr>
+            <w:tcW w:w="0" w:type="auto"/>
+            <w:tcBorders>
+              <w:top w:val="single" w:sz="6" w:space="0" w:color="auto"/>
+              <w:left w:val="single" w:sz="6" w:space="0" w:color="auto"/>
+              <w:bottom w:val="single" w:sz="6" w:space="0" w:color="auto"/>
+              <w:right w:val="single" w:sz="6" w:space="0" w:color="auto"/>
+            </w:tcBorders>
+            <w:vAlign w:val="center"/>
+            <w:hideMark/>
+          </w:tcPr>
+          <w:p>
+            <w:r>
+              <w:t>room, hotel, clean, bathroom, staff</w:t>
+            </w:r>
+          </w:p>
+        </w:tc>
+        <w:tc>
+          <w:tcPr>
+            <w:tcW w:w="0" w:type="auto"/>
+            <w:tcBorders>
+              <w:top w:val="single" w:sz="6" w:space="0" w:color="auto"/>
+              <w:left w:val="single" w:sz="6" w:space="0" w:color="auto"/>
+              <w:bottom w:val="single" w:sz="6" w:space="0" w:color="auto"/>
+              <w:right w:val="single" w:sz="6" w:space="0" w:color="auto"/>
+            </w:tcBorders>
+            <w:vAlign w:val="center"/>
+            <w:hideMark/>
+          </w:tcPr>
+          <w:p>
+            <w:r>
+              <w:rPr>
+                <w:b/>
+                <w:bCs/>
+              </w:rPr>
+              <w:t>호텔 시설 및 청결</w:t>
+            </w:r>
+            <w:r>
+              <w:t xml:space="preserve"> (객실, 청결도, 욕실)</w:t>
+            </w:r>
+          </w:p>
+        </w:tc>
+      </w:tr>
+      <w:tr>
+        <w:trPr>
+          <w:tblCellSpacing w:w="15" w:type="dxa"/>
+        </w:trPr>
+        <w:tc>
+          <w:tcPr>
+            <w:tcW w:w="0" w:type="auto"/>
+            <w:tcBorders>
+              <w:top w:val="single" w:sz="6" w:space="0" w:color="auto"/>
+              <w:left w:val="single" w:sz="6" w:space="0" w:color="auto"/>
+              <w:bottom w:val="single" w:sz="6" w:space="0" w:color="auto"/>
+              <w:right w:val="single" w:sz="6" w:space="0" w:color="auto"/>
+            </w:tcBorders>
+            <w:vAlign w:val="center"/>
+            <w:hideMark/>
+          </w:tcPr>
+          <w:p>
+            <w:r>
+              <w:rPr>
+                <w:b/>
+                <w:bCs/>
+              </w:rPr>
+              <w:t>토픽 2</w:t>
+            </w:r>
+          </w:p>
+        </w:tc>
+        <w:tc>
+          <w:tcPr>
+            <w:tcW w:w="0" w:type="auto"/>
+            <w:tcBorders>
+              <w:top w:val="single" w:sz="6" w:space="0" w:color="auto"/>
+              <w:left w:val="single" w:sz="6" w:space="0" w:color="auto"/>
+              <w:bottom w:val="single" w:sz="6" w:space="0" w:color="auto"/>
+              <w:right w:val="single" w:sz="6" w:space="0" w:color="auto"/>
+            </w:tcBorders>
+            <w:vAlign w:val="center"/>
+            <w:hideMark/>
+          </w:tcPr>
+          <w:p>
+            <w:r>
+              <w:t>screen, keyboard, size, direction, speed</w:t>
+            </w:r>
+          </w:p>
+        </w:tc>
+        <w:tc>
+          <w:tcPr>
+            <w:tcW w:w="0" w:type="auto"/>
+            <w:tcBorders>
+              <w:top w:val="single" w:sz="6" w:space="0" w:color="auto"/>
+              <w:left w:val="single" w:sz="6" w:space="0" w:color="auto"/>
+              <w:bottom w:val="single" w:sz="6" w:space="0" w:color="auto"/>
+              <w:right w:val="single" w:sz="6" w:space="0" w:color="auto"/>
+            </w:tcBorders>
+            <w:vAlign w:val="center"/>
+            <w:hideMark/>
+          </w:tcPr>
+          <w:p>
+            <w:r>
+              <w:rPr>
+                <w:b/>
+                <w:bCs/>
+              </w:rPr>
+              <w:t>전자제품 인터페이스 및 사용성</w:t>
+            </w:r>
+            <w:r>
+              <w:t xml:space="preserve"> (화면, 키보드, 크기, 속도/방향)</w:t>
+            </w:r>
+          </w:p>
+        </w:tc>
+      </w:tr>
+      <w:tr>
+        <w:trPr>
+          <w:tblCellSpacing w:w="15" w:type="dxa"/>
+        </w:trPr>
+        <w:tc>
+          <w:tcPr>
+            <w:tcW w:w="0" w:type="auto"/>
+            <w:tcBorders>
+              <w:top w:val="single" w:sz="6" w:space="0" w:color="auto"/>
+              <w:left w:val="single" w:sz="6" w:space="0" w:color="auto"/>
+              <w:bottom w:val="single" w:sz="6" w:space="0" w:color="auto"/>
+              <w:right w:val="single" w:sz="6" w:space="0" w:color="auto"/>
+            </w:tcBorders>
+            <w:vAlign w:val="center"/>
+            <w:hideMark/>
+          </w:tcPr>
+          <w:p>
+            <w:r>
+              <w:rPr>
+                <w:b/>
+                <w:bCs/>
+              </w:rPr>
+              <w:t>토픽 3</w:t>
+            </w:r>
+          </w:p>
+        </w:tc>
+        <w:tc>
+          <w:tcPr>
+            <w:tcW w:w="0" w:type="auto"/>
+            <w:tcBorders>
+              <w:top w:val="single" w:sz="6" w:space="0" w:color="auto"/>
+              <w:left w:val="single" w:sz="6" w:space="0" w:color="auto"/>
+              <w:bottom w:val="single" w:sz="6" w:space="0" w:color="auto"/>
+              <w:right w:val="single" w:sz="6" w:space="0" w:color="auto"/>
+            </w:tcBorders>
+            <w:vAlign w:val="center"/>
+            <w:hideMark/>
+          </w:tcPr>
+          <w:p>
+            <w:r>
+              <w:t>interior, seat, comfortable, mileage, gas</w:t>
+            </w:r>
+          </w:p>
+        </w:tc>
+        <w:tc>
+          <w:tcPr>
+            <w:tcW w:w="0" w:type="auto"/>
+            <w:tcBorders>
+              <w:top w:val="single" w:sz="6" w:space="0" w:color="auto"/>
+              <w:left w:val="single" w:sz="6" w:space="0" w:color="auto"/>
+              <w:bottom w:val="single" w:sz="6" w:space="0" w:color="auto"/>
+              <w:right w:val="single" w:sz="6" w:space="0" w:color="auto"/>
+            </w:tcBorders>
+            <w:vAlign w:val="center"/>
+            <w:hideMark/>
+          </w:tcPr>
+          <w:p>
+            <w:r>
+              <w:rPr>
+                <w:b/>
+                <w:bCs/>
+              </w:rPr>
+              <w:t>차량 내부 및 연비</w:t>
+            </w:r>
+            <w:r>
+              <w:t xml:space="preserve"> (실내, 좌석 편안함, 연비, 연료)</w:t>
+            </w:r>
+          </w:p>
+        </w:tc>
+      </w:tr>
+      <w:tr>
+        <w:trPr>
+          <w:tblCellSpacing w:w="15" w:type="dxa"/>
+        </w:trPr>
+        <w:tc>
+          <w:tcPr>
+            <w:tcW w:w="0" w:type="auto"/>
+            <w:tcBorders>
+              <w:top w:val="single" w:sz="6" w:space="0" w:color="auto"/>
+              <w:left w:val="single" w:sz="6" w:space="0" w:color="auto"/>
+              <w:bottom w:val="single" w:sz="6" w:space="0" w:color="auto"/>
+              <w:right w:val="single" w:sz="6" w:space="0" w:color="auto"/>
+            </w:tcBorders>
+            <w:vAlign w:val="center"/>
+            <w:hideMark/>
+          </w:tcPr>
+          <w:p>
+            <w:r>
+              <w:rPr>
+                <w:b/>
+                <w:bCs/>
+              </w:rPr>
+              <w:t>토픽 4</w:t>
+            </w:r>
+          </w:p>
+        </w:tc>
+        <w:tc>
+          <w:tcPr>
+            <w:tcW w:w="0" w:type="auto"/>
+            <w:tcBorders>
+              <w:top w:val="single" w:sz="6" w:space="0" w:color="auto"/>
+              <w:left w:val="single" w:sz="6" w:space="0" w:color="auto"/>
+              <w:bottom w:val="single" w:sz="6" w:space="0" w:color="auto"/>
+              <w:right w:val="single" w:sz="6" w:space="0" w:color="auto"/>
+            </w:tcBorders>
+            <w:vAlign w:val="center"/>
+            <w:hideMark/>
+          </w:tcPr>
+          <w:p>
+            <w:r>
+              <w:t>battery, life, performance, ipod, keyboard</w:t>
+            </w:r>
+          </w:p>
+        </w:tc>
+        <w:tc>
+          <w:tcPr>
+            <w:tcW w:w="0" w:type="auto"/>
+            <w:tcBorders>
+              <w:top w:val="single" w:sz="6" w:space="0" w:color="auto"/>
+              <w:left w:val="single" w:sz="6" w:space="0" w:color="auto"/>
+              <w:bottom w:val="single" w:sz="6" w:space="0" w:color="auto"/>
+              <w:right w:val="single" w:sz="6" w:space="0" w:color="auto"/>
+            </w:tcBorders>
+            <w:vAlign w:val="center"/>
+            <w:hideMark/>
+          </w:tcPr>
+          <w:p>
+            <w:r>
+              <w:rPr>
+                <w:b/>
+                <w:bCs/>
+              </w:rPr>
+              <w:t>전자제품 성능 및 하드웨어</w:t>
+            </w:r>
+            <w:r>
+              <w:t xml:space="preserve"> (배터리 수명, 성능, 특정 기기)</w:t>
+            </w:r>
+          </w:p>
+        </w:tc>
+      </w:tr>
+      <w:tr>
+        <w:trPr>
+          <w:tblCellSpacing w:w="15" w:type="dxa"/>
+        </w:trPr>
+        <w:tc>
+          <w:tcPr>
+            <w:tcW w:w="0" w:type="auto"/>
+            <w:tcBorders>
+              <w:top w:val="single" w:sz="6" w:space="0" w:color="auto"/>
+              <w:left w:val="single" w:sz="6" w:space="0" w:color="auto"/>
+              <w:bottom w:val="single" w:sz="6" w:space="0" w:color="auto"/>
+              <w:right w:val="single" w:sz="6" w:space="0" w:color="auto"/>
+            </w:tcBorders>
+            <w:vAlign w:val="center"/>
+            <w:hideMark/>
+          </w:tcPr>
+          <w:p>
+            <w:r>
+              <w:rPr>
+                <w:b/>
+                <w:bCs/>
+              </w:rPr>
+              <w:t>토픽 5</w:t>
+            </w:r>
+          </w:p>
+        </w:tc>
+        <w:tc>
+          <w:tcPr>
+            <w:tcW w:w="0" w:type="auto"/>
+            <w:tcBorders>
+              <w:top w:val="single" w:sz="6" w:space="0" w:color="auto"/>
+              <w:left w:val="single" w:sz="6" w:space="0" w:color="auto"/>
+              <w:bottom w:val="single" w:sz="6" w:space="0" w:color="auto"/>
+              <w:right w:val="single" w:sz="6" w:space="0" w:color="auto"/>
+            </w:tcBorders>
+            <w:vAlign w:val="center"/>
+            <w:hideMark/>
+          </w:tcPr>
+          <w:p>
+            <w:r>
+              <w:t>service, food, hotel, location, staff</w:t>
+            </w:r>
+          </w:p>
+        </w:tc>
+        <w:tc>
+          <w:tcPr>
+            <w:tcW w:w="0" w:type="auto"/>
+            <w:tcBorders>
+              <w:top w:val="single" w:sz="6" w:space="0" w:color="auto"/>
+              <w:left w:val="single" w:sz="6" w:space="0" w:color="auto"/>
+              <w:bottom w:val="single" w:sz="6" w:space="0" w:color="auto"/>
+              <w:right w:val="single" w:sz="6" w:space="0" w:color="auto"/>
+            </w:tcBorders>
+            <w:vAlign w:val="center"/>
+            <w:hideMark/>
+          </w:tcPr>
+          <w:p>
+            <w:r>
+              <w:rPr>
+                <w:b/>
+                <w:bCs/>
+              </w:rPr>
+              <w:t>호텔 서비스 및 편의</w:t>
+            </w:r>
+            <w:r>
+              <w:t xml:space="preserve"> (직원 서비스, 음식, 위치)</w:t>
+            </w:r>
+          </w:p>
+        </w:tc>
+      </w:tr>
+    </w:tbl>
+    <w:p>
+      <w:pPr>
+        <w:rPr>
+          <w:b/>
+          <w:bCs/>
+        </w:rPr>
+      </w:pPr>
+      <w:r>
+        <w:rPr>
+          <w:b/>
+          <w:bCs/>
+        </w:rPr>
+        <w:t>토픽 해석 요약</w:t>
       </w:r>
     </w:p>
     <w:p>
-      <w:pPr>
+      <w:r>
+        <w:t xml:space="preserve">NMF 결과는 LDA 결과와 유사하게 </w:t>
+      </w:r>
+      <w:r>
         <w:rPr>
-          <w:rFonts w:hint="eastAsia"/>
+          <w:b/>
+          <w:bCs/>
         </w:rPr>
-      </w:pPr>
-      <w:r>
-        <w:t>클러스터링: 토픽 기반 문서 군집화</w:t>
+        <w:t>전자제품</w:t>
+      </w:r>
+      <w:r>
+        <w:t xml:space="preserve"> (토픽 2, 4)과 </w:t>
+      </w:r>
+      <w:r>
+        <w:rPr>
+          <w:b/>
+          <w:bCs/>
+        </w:rPr>
+        <w:t>호텔/숙박</w:t>
+      </w:r>
+      <w:r>
+        <w:t xml:space="preserve"> (토픽 1, 5), 그리고 </w:t>
+      </w:r>
+      <w:r>
+        <w:rPr>
+          <w:b/>
+          <w:bCs/>
+        </w:rPr>
+        <w:t>차량/교통</w:t>
+      </w:r>
+      <w:r>
+        <w:t xml:space="preserve"> (토픽 3)의 세 가지 주요 카테고리를 명확하게 분리하고 있습니다. 특히 호텔 관련 토픽이 '시설/청결' (토픽 1)과 '서비스/편의' (토픽 5)로 세분화된 것이 특징입니다.</w:t>
       </w:r>
     </w:p>
     <w:p>
       <w:pPr>
-        <w:pStyle w:val="3"/>
         <w:rPr>
-          <w:rFonts w:hint="eastAsia"/>
+          <w:b/>
+          <w:bCs/>
         </w:rPr>
       </w:pPr>
       <w:r>
-        <w:t>4.3.2 NMF (Non-Negative Matrix Factorization) 기반 토픽 모델링</w:t>
+        <w:rPr>
+          <w:b/>
+          <w:bCs/>
+        </w:rPr>
+        <w:lastRenderedPageBreak/>
+        <w:t>5. 문서-토픽 분포</w:t>
       </w:r>
     </w:p>
     <w:p>
       <w:r>
-        <w:t>NMF 모델 구축 및 문서별 토픽 분포 추출.</w:t>
+        <w:t>NMF 모델을 통해 계산된 문서-토픽 분포(W)는 각 문서가 5개 토픽에 대해 얼마나 기여하는지를 나타냅니다.</w:t>
       </w:r>
     </w:p>
+    <w:p>
+      <w:r>
+        <w:t>문서-토픽 분포 (첫 10개 문서):</w:t>
+      </w:r>
+    </w:p>
+    <w:p>
+      <w:r>
+        <w:t>[[0.0000 0.1579 0.0112 0.0000 0.0161] → 토픽 2 (전자제품 인터페이스)</w:t>
+      </w:r>
+    </w:p>
+    <w:p>
+      <w:r>
+        <w:t xml:space="preserve"> [0.3707 0.0000 0.0000 0.0000 0.0000] → 토픽 1 (호텔 시설)</w:t>
+      </w:r>
+    </w:p>
+    <w:p>
+      <w:r>
+        <w:t xml:space="preserve"> [0.0000 0.0000 0.0000 0.8062 0.0004] → 토픽 4 (전자제품 성능)</w:t>
+      </w:r>
+    </w:p>
+    <w:p>
+      <w:r>
+        <w:t xml:space="preserve"> [0.0000 0.0000 0.0000 0.8103 0.0000] → 토픽 4 (전자제품 성능)</w:t>
+      </w:r>
+    </w:p>
+    <w:p>
+      <w:r>
+        <w:t xml:space="preserve"> [0.0000 0.0000 0.0000 0.8427 0.0000] → 토픽 4 (전자제품 성능)</w:t>
+      </w:r>
+    </w:p>
+    <w:p>
+      <w:r>
+        <w:t xml:space="preserve"> [0.0016 0.1751 0.0020 0.0099 0.0016] → 토픽 2 (전자제품 인터페이스)</w:t>
+      </w:r>
+    </w:p>
+    <w:p>
+      <w:r>
+        <w:t xml:space="preserve"> [0.0230 0.0000 0.6432 0.0000 0.0000] → 토픽 3 (차량 내부 및 연비)</w:t>
+      </w:r>
+    </w:p>
+    <w:p>
+      <w:r>
+        <w:t xml:space="preserve"> [0.0489 0.0000 0.6397 0.0000 0.0000] → 토픽 3 (차량 내부 및 연비)</w:t>
+      </w:r>
+    </w:p>
+    <w:p>
+      <w:r>
+        <w:t xml:space="preserve"> [0.0000 0.2054 0.0163 0.0000 0.0268] → 토픽 2 (전자제품 인터페이스)</w:t>
+      </w:r>
+    </w:p>
+    <w:p>
+      <w:r>
+        <w:t xml:space="preserve"> [0.0000 0.2652 0.0083 0.0000 0.0098]] → 토픽 2 (전자제품 인터페이스)</w:t>
+      </w:r>
+    </w:p>
+    <w:p>
+      <w:r>
+        <w:t xml:space="preserve">대부분의 문서가 하나의 토픽에 높은 가중치를 갖거나 (예: 문서 2, 3, 7), 2~3개의 토픽에 분포하는 (예: 문서 1) 경향을 보입니다. 이는 NMF가 비교적 </w:t>
+      </w:r>
+      <w:r>
+        <w:rPr>
+          <w:b/>
+          <w:bCs/>
+        </w:rPr>
+        <w:t>희소한 (Sparse) 토픽 분포</w:t>
+      </w:r>
+      <w:r>
+        <w:t>를 생성하여 문서의 주제를 명확하게 구분하는 데 효과적임을 시사합니다.</w:t>
+      </w:r>
+    </w:p>
+    <w:p>
+      <w:pPr>
+        <w:rPr>
+          <w:b/>
+          <w:bCs/>
+        </w:rPr>
+      </w:pPr>
+      <w:r>
+        <w:rPr>
+          <w:b/>
+          <w:bCs/>
+        </w:rPr>
+        <w:t>6. 후속 분석 활용: 문서 유사도 분석</w:t>
+      </w:r>
+    </w:p>
+    <w:p>
+      <w:r>
+        <w:t xml:space="preserve">LDA 및 NMF를 통해 추출된 </w:t>
+      </w:r>
+      <w:r>
+        <w:rPr>
+          <w:b/>
+          <w:bCs/>
+        </w:rPr>
+        <w:t>문서-토픽 분포</w:t>
+      </w:r>
+      <w:r>
+        <w:t xml:space="preserve">(W)는 원본 문서의 고차원 단어 공간을 저차원의 토픽 공간으로 압축한 </w:t>
+      </w:r>
+      <w:r>
+        <w:rPr>
+          <w:b/>
+          <w:bCs/>
+        </w:rPr>
+        <w:t>특징 벡터 (Feature Vector)</w:t>
+      </w:r>
+      <w:r>
+        <w:t xml:space="preserve"> 역할을 합니다. 이 특징 벡터를 사용하여 문서 간의 유사도를 측정할 수 있습니다.</w:t>
+      </w:r>
+    </w:p>
+    <w:p>
+      <w:pPr>
+        <w:rPr>
+          <w:b/>
+          <w:bCs/>
+        </w:rPr>
+      </w:pPr>
+      <w:r>
+        <w:rPr>
+          <w:b/>
+          <w:bCs/>
+        </w:rPr>
+        <w:t>6.1 문서 유사도 분석 함수 정의</w:t>
+      </w:r>
+    </w:p>
+    <w:p/>
+    <w:tbl>
+      <w:tblPr>
+        <w:tblStyle w:val="af3"/>
+        <w:tblW w:w="0" w:type="auto"/>
+        <w:tblLook w:val="04A0" w:firstRow="1" w:lastRow="0" w:firstColumn="1" w:lastColumn="0" w:noHBand="0" w:noVBand="1"/>
+      </w:tblPr>
+      <w:tblGrid>
+        <w:gridCol w:w="10456"/>
+      </w:tblGrid>
+      <w:tr>
+        <w:trPr>
+          <w:trHeight w:val="10813"/>
+        </w:trPr>
+        <w:tc>
+          <w:tcPr>
+            <w:tcW w:w="10456" w:type="dxa"/>
+          </w:tcPr>
+          <w:p>
+            <w:r>
+              <w:lastRenderedPageBreak/>
+              <w:t>def calculate_document_similarity(doc_topic_dist, metric="cosine"):</w:t>
+            </w:r>
+          </w:p>
+          <w:p>
+            <w:r>
+              <w:t xml:space="preserve">    """</w:t>
+            </w:r>
+          </w:p>
+          <w:p>
+            <w:r>
+              <w:t xml:space="preserve">    문서-토픽 분포를 기반으로 문서 간의 유사도 행렬 계산</w:t>
+            </w:r>
+          </w:p>
+          <w:p>
+            <w:r>
+              <w:t xml:space="preserve">    """</w:t>
+            </w:r>
+          </w:p>
+          <w:p>
+            <w:r>
+              <w:t xml:space="preserve">    if metric == "cosine":</w:t>
+            </w:r>
+          </w:p>
+          <w:p>
+            <w:r>
+              <w:t xml:space="preserve">        # 코사인 유사도: 두 벡터 간의 각도에 기반, 방향의 유사성 측정 (0~1)</w:t>
+            </w:r>
+          </w:p>
+          <w:p>
+            <w:r>
+              <w:t xml:space="preserve">        similarity_matrix = cosine_similarity(doc_topic_dist)</w:t>
+            </w:r>
+          </w:p>
+          <w:p>
+            <w:r>
+              <w:t xml:space="preserve">    elif metric == "euclidean":</w:t>
+            </w:r>
+          </w:p>
+          <w:p>
+            <w:r>
+              <w:t xml:space="preserve">        # 유클리드 거리: 두 벡터 간의 직선 거리 측정 (거리가 짧을수록 유사)</w:t>
+            </w:r>
+          </w:p>
+          <w:p>
+            <w:r>
+              <w:t xml:space="preserve">        # 유사도(Similarity) = 1 / (1 + Distance) 형태로 변환하여 유사도 행렬 생성 가능</w:t>
+            </w:r>
+          </w:p>
+          <w:p>
+            <w:r>
+              <w:t xml:space="preserve">        distance_matrix = euclidean_distances(doc_topic_dist)</w:t>
+            </w:r>
+          </w:p>
+          <w:p>
+            <w:r>
+              <w:t xml:space="preserve">        similarity_matrix = 1 / (1 + distance_matrix)</w:t>
+            </w:r>
+          </w:p>
+          <w:p>
+            <w:r>
+              <w:t xml:space="preserve">    else:</w:t>
+            </w:r>
+          </w:p>
+          <w:p>
+            <w:r>
+              <w:t xml:space="preserve">        raise ValueError("Unsupported metric. Choose 'cosine' or 'euclidean'.")</w:t>
+            </w:r>
+          </w:p>
+          <w:p>
+            <w:r>
+              <w:t xml:space="preserve">    # DataFrame으로 변환하여 시각화 및 분석 용이하게 함</w:t>
+            </w:r>
+          </w:p>
+          <w:p>
+            <w:r>
+              <w:t xml:space="preserve">    similarity_df = pd.DataFrame(similarity_matrix,</w:t>
+            </w:r>
+          </w:p>
+          <w:p>
+            <w:r>
+              <w:t xml:space="preserve">        index=[f"Doc {i+1}" for i in range(doc_topic_dist.shape[0])],</w:t>
+            </w:r>
+          </w:p>
+          <w:p>
+            <w:r>
+              <w:t xml:space="preserve">    </w:t>
+            </w:r>
+            <w:r>
+              <w:rPr>
+                <w:rFonts w:hint="eastAsia"/>
+              </w:rPr>
+              <w:t xml:space="preserve">    </w:t>
+            </w:r>
+            <w:r>
+              <w:t>columns=[f"Doc {i+1}" for i in range(doc_topic_dist.shape[0])])</w:t>
+            </w:r>
+          </w:p>
+          <w:p>
+            <w:r>
+              <w:t xml:space="preserve">    return similarity_df</w:t>
+            </w:r>
+          </w:p>
+          <w:p>
+            <w:r>
+              <w:t>def visualize_similarity_heatmap(similarity_df, title="Document Similarity Heatmap"):</w:t>
+            </w:r>
+          </w:p>
+          <w:p>
+            <w:r>
+              <w:t xml:space="preserve">    """</w:t>
+            </w:r>
+          </w:p>
+          <w:p>
+            <w:r>
+              <w:t xml:space="preserve">    문서 유사도 행렬을 히트맵으로 시각화</w:t>
+            </w:r>
+          </w:p>
+          <w:p>
+            <w:r>
+              <w:t xml:space="preserve">    """</w:t>
+            </w:r>
+          </w:p>
+          <w:p>
+            <w:r>
+              <w:t xml:space="preserve">    plt.figure(figsize=(12, 10))</w:t>
+            </w:r>
+          </w:p>
+          <w:p>
+            <w:r>
+              <w:t xml:space="preserve">    sns.heatmap(similarity_df, cmap="YlGnBu", annot=False, fmt=".2f", linewidths=.5, linecolor='black')</w:t>
+            </w:r>
+          </w:p>
+          <w:p>
+            <w:r>
+              <w:t xml:space="preserve">    plt.title(title, fontsize=16)</w:t>
+            </w:r>
+          </w:p>
+          <w:p>
+            <w:r>
+              <w:t xml:space="preserve">    plt.show()</w:t>
+            </w:r>
+          </w:p>
+        </w:tc>
+      </w:tr>
+    </w:tbl>
+    <w:p>
+      <w:pPr>
+        <w:rPr>
+          <w:b/>
+          <w:bCs/>
+        </w:rPr>
+      </w:pPr>
+      <w:r>
+        <w:rPr>
+          <w:b/>
+          <w:bCs/>
+        </w:rPr>
+        <w:t>6.2 문서 유사도 분석 활용 방안 (NMF 토픽 분포 사용)</w:t>
+      </w:r>
+    </w:p>
+    <w:p>
+      <w:r>
+        <w:t>NMF의 문서-토픽 분포(doc_topics_sklearn)를 사용하여 코사인 유사도를 계산하고 히트맵으로 시각화할 수 있습니다.</w:t>
+      </w:r>
+    </w:p>
+    <w:p>
+      <w:pPr>
+        <w:numPr>
+          <w:ilvl w:val="0"/>
+          <w:numId w:val="64"/>
+        </w:numPr>
+      </w:pPr>
+      <w:r>
+        <w:rPr>
+          <w:b/>
+          <w:bCs/>
+        </w:rPr>
+        <w:t>동일 주제 문서 식별:</w:t>
+      </w:r>
+      <w:r>
+        <w:t xml:space="preserve"> 유사도 행렬에서 값이 1에 가까운 문서 쌍은 동일한 제품/서비스에 대한 리뷰이거나, 매우 유사한 측면(예: 둘 다 '배터리 성능'에 대한 이야기)을 다루고 있음을 의미합니다.</w:t>
+      </w:r>
+    </w:p>
+    <w:p>
+      <w:pPr>
+        <w:numPr>
+          <w:ilvl w:val="0"/>
+          <w:numId w:val="64"/>
+        </w:numPr>
+      </w:pPr>
+      <w:r>
+        <w:rPr>
+          <w:b/>
+          <w:bCs/>
+        </w:rPr>
+        <w:t>클러스터링 전처리:</w:t>
+      </w:r>
+      <w:r>
+        <w:t xml:space="preserve"> 유사도 행렬을 기반으로 문서를 그룹화(클러스터링)하여 토픽 기반의 리뷰 군집을 생성할 수 있습니다.</w:t>
+      </w:r>
+    </w:p>
+    <w:p/>
     <w:sectPr>
       <w:pgSz w:w="11906" w:h="16838"/>
       <w:pgMar w:top="720" w:right="720" w:bottom="720" w:left="720" w:header="851" w:footer="992" w:gutter="0"/>
@@ -4533,6 +5244,155 @@
     </w:lvl>
   </w:abstractNum>
   <w:abstractNum w:abstractNumId="23" w15:restartNumberingAfterBreak="0">
+    <w:nsid w:val="27F34DA5"/>
+    <w:multiLevelType w:val="multilevel"/>
+    <w:tmpl w:val="F2CAFA52"/>
+    <w:lvl w:ilvl="0">
+      <w:start w:val="1"/>
+      <w:numFmt w:val="bullet"/>
+      <w:lvlText w:val=""/>
+      <w:lvlJc w:val="left"/>
+      <w:pPr>
+        <w:tabs>
+          <w:tab w:val="num" w:pos="720"/>
+        </w:tabs>
+        <w:ind w:left="720" w:hanging="360"/>
+      </w:pPr>
+      <w:rPr>
+        <w:rFonts w:ascii="Symbol" w:hAnsi="Symbol" w:hint="default"/>
+        <w:sz w:val="20"/>
+      </w:rPr>
+    </w:lvl>
+    <w:lvl w:ilvl="1" w:tentative="1">
+      <w:start w:val="1"/>
+      <w:numFmt w:val="bullet"/>
+      <w:lvlText w:val="o"/>
+      <w:lvlJc w:val="left"/>
+      <w:pPr>
+        <w:tabs>
+          <w:tab w:val="num" w:pos="1440"/>
+        </w:tabs>
+        <w:ind w:left="1440" w:hanging="360"/>
+      </w:pPr>
+      <w:rPr>
+        <w:rFonts w:ascii="Courier New" w:hAnsi="Courier New" w:hint="default"/>
+        <w:sz w:val="20"/>
+      </w:rPr>
+    </w:lvl>
+    <w:lvl w:ilvl="2" w:tentative="1">
+      <w:start w:val="1"/>
+      <w:numFmt w:val="bullet"/>
+      <w:lvlText w:val=""/>
+      <w:lvlJc w:val="left"/>
+      <w:pPr>
+        <w:tabs>
+          <w:tab w:val="num" w:pos="2160"/>
+        </w:tabs>
+        <w:ind w:left="2160" w:hanging="360"/>
+      </w:pPr>
+      <w:rPr>
+        <w:rFonts w:ascii="Wingdings" w:hAnsi="Wingdings" w:hint="default"/>
+        <w:sz w:val="20"/>
+      </w:rPr>
+    </w:lvl>
+    <w:lvl w:ilvl="3" w:tentative="1">
+      <w:start w:val="1"/>
+      <w:numFmt w:val="bullet"/>
+      <w:lvlText w:val=""/>
+      <w:lvlJc w:val="left"/>
+      <w:pPr>
+        <w:tabs>
+          <w:tab w:val="num" w:pos="2880"/>
+        </w:tabs>
+        <w:ind w:left="2880" w:hanging="360"/>
+      </w:pPr>
+      <w:rPr>
+        <w:rFonts w:ascii="Wingdings" w:hAnsi="Wingdings" w:hint="default"/>
+        <w:sz w:val="20"/>
+      </w:rPr>
+    </w:lvl>
+    <w:lvl w:ilvl="4" w:tentative="1">
+      <w:start w:val="1"/>
+      <w:numFmt w:val="bullet"/>
+      <w:lvlText w:val=""/>
+      <w:lvlJc w:val="left"/>
+      <w:pPr>
+        <w:tabs>
+          <w:tab w:val="num" w:pos="3600"/>
+        </w:tabs>
+        <w:ind w:left="3600" w:hanging="360"/>
+      </w:pPr>
+      <w:rPr>
+        <w:rFonts w:ascii="Wingdings" w:hAnsi="Wingdings" w:hint="default"/>
+        <w:sz w:val="20"/>
+      </w:rPr>
+    </w:lvl>
+    <w:lvl w:ilvl="5" w:tentative="1">
+      <w:start w:val="1"/>
+      <w:numFmt w:val="bullet"/>
+      <w:lvlText w:val=""/>
+      <w:lvlJc w:val="left"/>
+      <w:pPr>
+        <w:tabs>
+          <w:tab w:val="num" w:pos="4320"/>
+        </w:tabs>
+        <w:ind w:left="4320" w:hanging="360"/>
+      </w:pPr>
+      <w:rPr>
+        <w:rFonts w:ascii="Wingdings" w:hAnsi="Wingdings" w:hint="default"/>
+        <w:sz w:val="20"/>
+      </w:rPr>
+    </w:lvl>
+    <w:lvl w:ilvl="6" w:tentative="1">
+      <w:start w:val="1"/>
+      <w:numFmt w:val="bullet"/>
+      <w:lvlText w:val=""/>
+      <w:lvlJc w:val="left"/>
+      <w:pPr>
+        <w:tabs>
+          <w:tab w:val="num" w:pos="5040"/>
+        </w:tabs>
+        <w:ind w:left="5040" w:hanging="360"/>
+      </w:pPr>
+      <w:rPr>
+        <w:rFonts w:ascii="Wingdings" w:hAnsi="Wingdings" w:hint="default"/>
+        <w:sz w:val="20"/>
+      </w:rPr>
+    </w:lvl>
+    <w:lvl w:ilvl="7" w:tentative="1">
+      <w:start w:val="1"/>
+      <w:numFmt w:val="bullet"/>
+      <w:lvlText w:val=""/>
+      <w:lvlJc w:val="left"/>
+      <w:pPr>
+        <w:tabs>
+          <w:tab w:val="num" w:pos="5760"/>
+        </w:tabs>
+        <w:ind w:left="5760" w:hanging="360"/>
+      </w:pPr>
+      <w:rPr>
+        <w:rFonts w:ascii="Wingdings" w:hAnsi="Wingdings" w:hint="default"/>
+        <w:sz w:val="20"/>
+      </w:rPr>
+    </w:lvl>
+    <w:lvl w:ilvl="8" w:tentative="1">
+      <w:start w:val="1"/>
+      <w:numFmt w:val="bullet"/>
+      <w:lvlText w:val=""/>
+      <w:lvlJc w:val="left"/>
+      <w:pPr>
+        <w:tabs>
+          <w:tab w:val="num" w:pos="6480"/>
+        </w:tabs>
+        <w:ind w:left="6480" w:hanging="360"/>
+      </w:pPr>
+      <w:rPr>
+        <w:rFonts w:ascii="Wingdings" w:hAnsi="Wingdings" w:hint="default"/>
+        <w:sz w:val="20"/>
+      </w:rPr>
+    </w:lvl>
+  </w:abstractNum>
+  <w:abstractNum w:abstractNumId="24" w15:restartNumberingAfterBreak="0">
     <w:nsid w:val="29653332"/>
     <w:multiLevelType w:val="multilevel"/>
     <w:tmpl w:val="988A8E6C"/>
@@ -4645,7 +5505,7 @@
       </w:pPr>
     </w:lvl>
   </w:abstractNum>
-  <w:abstractNum w:abstractNumId="24" w15:restartNumberingAfterBreak="0">
+  <w:abstractNum w:abstractNumId="25" w15:restartNumberingAfterBreak="0">
     <w:nsid w:val="296D64A2"/>
     <w:multiLevelType w:val="multilevel"/>
     <w:tmpl w:val="A8F680A8"/>
@@ -4758,7 +5618,7 @@
       </w:rPr>
     </w:lvl>
   </w:abstractNum>
-  <w:abstractNum w:abstractNumId="25" w15:restartNumberingAfterBreak="0">
+  <w:abstractNum w:abstractNumId="26" w15:restartNumberingAfterBreak="0">
     <w:nsid w:val="2A205A8C"/>
     <w:multiLevelType w:val="multilevel"/>
     <w:tmpl w:val="CCFC7210"/>
@@ -4871,7 +5731,7 @@
       </w:rPr>
     </w:lvl>
   </w:abstractNum>
-  <w:abstractNum w:abstractNumId="26" w15:restartNumberingAfterBreak="0">
+  <w:abstractNum w:abstractNumId="27" w15:restartNumberingAfterBreak="0">
     <w:nsid w:val="2BF354CB"/>
     <w:multiLevelType w:val="multilevel"/>
     <w:tmpl w:val="866A0BBA"/>
@@ -4984,7 +5844,7 @@
       </w:rPr>
     </w:lvl>
   </w:abstractNum>
-  <w:abstractNum w:abstractNumId="27" w15:restartNumberingAfterBreak="0">
+  <w:abstractNum w:abstractNumId="28" w15:restartNumberingAfterBreak="0">
     <w:nsid w:val="2C5E4C22"/>
     <w:multiLevelType w:val="multilevel"/>
     <w:tmpl w:val="1272E71E"/>
@@ -5097,7 +5957,7 @@
       </w:rPr>
     </w:lvl>
   </w:abstractNum>
-  <w:abstractNum w:abstractNumId="28" w15:restartNumberingAfterBreak="0">
+  <w:abstractNum w:abstractNumId="29" w15:restartNumberingAfterBreak="0">
     <w:nsid w:val="2DFF3C1C"/>
     <w:multiLevelType w:val="multilevel"/>
     <w:tmpl w:val="8B76A10C"/>
@@ -5210,7 +6070,7 @@
       </w:rPr>
     </w:lvl>
   </w:abstractNum>
-  <w:abstractNum w:abstractNumId="29" w15:restartNumberingAfterBreak="0">
+  <w:abstractNum w:abstractNumId="30" w15:restartNumberingAfterBreak="0">
     <w:nsid w:val="316A6817"/>
     <w:multiLevelType w:val="multilevel"/>
     <w:tmpl w:val="0584DC4E"/>
@@ -5359,7 +6219,7 @@
       </w:rPr>
     </w:lvl>
   </w:abstractNum>
-  <w:abstractNum w:abstractNumId="30" w15:restartNumberingAfterBreak="0">
+  <w:abstractNum w:abstractNumId="31" w15:restartNumberingAfterBreak="0">
     <w:nsid w:val="32B4545C"/>
     <w:multiLevelType w:val="multilevel"/>
     <w:tmpl w:val="089EF376"/>
@@ -5504,7 +6364,7 @@
       </w:rPr>
     </w:lvl>
   </w:abstractNum>
-  <w:abstractNum w:abstractNumId="31" w15:restartNumberingAfterBreak="0">
+  <w:abstractNum w:abstractNumId="32" w15:restartNumberingAfterBreak="0">
     <w:nsid w:val="331C70D2"/>
     <w:multiLevelType w:val="multilevel"/>
     <w:tmpl w:val="F6ACD3EE"/>
@@ -5653,7 +6513,7 @@
       </w:rPr>
     </w:lvl>
   </w:abstractNum>
-  <w:abstractNum w:abstractNumId="32" w15:restartNumberingAfterBreak="0">
+  <w:abstractNum w:abstractNumId="33" w15:restartNumberingAfterBreak="0">
     <w:nsid w:val="33E63B2B"/>
     <w:multiLevelType w:val="multilevel"/>
     <w:tmpl w:val="3E56D05E"/>
@@ -5766,7 +6626,7 @@
       </w:rPr>
     </w:lvl>
   </w:abstractNum>
-  <w:abstractNum w:abstractNumId="33" w15:restartNumberingAfterBreak="0">
+  <w:abstractNum w:abstractNumId="34" w15:restartNumberingAfterBreak="0">
     <w:nsid w:val="352B657B"/>
     <w:multiLevelType w:val="multilevel"/>
     <w:tmpl w:val="B7A6127C"/>
@@ -5879,7 +6739,7 @@
       </w:rPr>
     </w:lvl>
   </w:abstractNum>
-  <w:abstractNum w:abstractNumId="34" w15:restartNumberingAfterBreak="0">
+  <w:abstractNum w:abstractNumId="35" w15:restartNumberingAfterBreak="0">
     <w:nsid w:val="36C73493"/>
     <w:multiLevelType w:val="multilevel"/>
     <w:tmpl w:val="5AFCD9BC"/>
@@ -6028,7 +6888,7 @@
       </w:rPr>
     </w:lvl>
   </w:abstractNum>
-  <w:abstractNum w:abstractNumId="35" w15:restartNumberingAfterBreak="0">
+  <w:abstractNum w:abstractNumId="36" w15:restartNumberingAfterBreak="0">
     <w:nsid w:val="3BD63B6F"/>
     <w:multiLevelType w:val="hybridMultilevel"/>
     <w:tmpl w:val="892254C2"/>
@@ -6117,7 +6977,7 @@
       </w:pPr>
     </w:lvl>
   </w:abstractNum>
-  <w:abstractNum w:abstractNumId="36" w15:restartNumberingAfterBreak="0">
+  <w:abstractNum w:abstractNumId="37" w15:restartNumberingAfterBreak="0">
     <w:nsid w:val="3E3A6625"/>
     <w:multiLevelType w:val="multilevel"/>
     <w:tmpl w:val="B0BC8F86"/>
@@ -6266,7 +7126,7 @@
       </w:rPr>
     </w:lvl>
   </w:abstractNum>
-  <w:abstractNum w:abstractNumId="37" w15:restartNumberingAfterBreak="0">
+  <w:abstractNum w:abstractNumId="38" w15:restartNumberingAfterBreak="0">
     <w:nsid w:val="3EA636B0"/>
     <w:multiLevelType w:val="multilevel"/>
     <w:tmpl w:val="5B74D0B8"/>
@@ -6415,7 +7275,7 @@
       </w:rPr>
     </w:lvl>
   </w:abstractNum>
-  <w:abstractNum w:abstractNumId="38" w15:restartNumberingAfterBreak="0">
+  <w:abstractNum w:abstractNumId="39" w15:restartNumberingAfterBreak="0">
     <w:nsid w:val="407B7D11"/>
     <w:multiLevelType w:val="multilevel"/>
     <w:tmpl w:val="8EF83546"/>
@@ -6528,7 +7388,7 @@
       </w:rPr>
     </w:lvl>
   </w:abstractNum>
-  <w:abstractNum w:abstractNumId="39" w15:restartNumberingAfterBreak="0">
+  <w:abstractNum w:abstractNumId="40" w15:restartNumberingAfterBreak="0">
     <w:nsid w:val="440E06F7"/>
     <w:multiLevelType w:val="multilevel"/>
     <w:tmpl w:val="C7A6D616"/>
@@ -6641,7 +7501,7 @@
       </w:rPr>
     </w:lvl>
   </w:abstractNum>
-  <w:abstractNum w:abstractNumId="40" w15:restartNumberingAfterBreak="0">
+  <w:abstractNum w:abstractNumId="41" w15:restartNumberingAfterBreak="0">
     <w:nsid w:val="44F52C2F"/>
     <w:multiLevelType w:val="multilevel"/>
     <w:tmpl w:val="9ADA1E0C"/>
@@ -6790,7 +7650,305 @@
       </w:rPr>
     </w:lvl>
   </w:abstractNum>
-  <w:abstractNum w:abstractNumId="41" w15:restartNumberingAfterBreak="0">
+  <w:abstractNum w:abstractNumId="42" w15:restartNumberingAfterBreak="0">
+    <w:nsid w:val="464929E9"/>
+    <w:multiLevelType w:val="multilevel"/>
+    <w:tmpl w:val="F6DE6BDC"/>
+    <w:lvl w:ilvl="0">
+      <w:start w:val="1"/>
+      <w:numFmt w:val="bullet"/>
+      <w:lvlText w:val=""/>
+      <w:lvlJc w:val="left"/>
+      <w:pPr>
+        <w:tabs>
+          <w:tab w:val="num" w:pos="720"/>
+        </w:tabs>
+        <w:ind w:left="720" w:hanging="360"/>
+      </w:pPr>
+      <w:rPr>
+        <w:rFonts w:ascii="Symbol" w:hAnsi="Symbol" w:hint="default"/>
+        <w:sz w:val="20"/>
+      </w:rPr>
+    </w:lvl>
+    <w:lvl w:ilvl="1" w:tentative="1">
+      <w:start w:val="1"/>
+      <w:numFmt w:val="bullet"/>
+      <w:lvlText w:val="o"/>
+      <w:lvlJc w:val="left"/>
+      <w:pPr>
+        <w:tabs>
+          <w:tab w:val="num" w:pos="1440"/>
+        </w:tabs>
+        <w:ind w:left="1440" w:hanging="360"/>
+      </w:pPr>
+      <w:rPr>
+        <w:rFonts w:ascii="Courier New" w:hAnsi="Courier New" w:hint="default"/>
+        <w:sz w:val="20"/>
+      </w:rPr>
+    </w:lvl>
+    <w:lvl w:ilvl="2" w:tentative="1">
+      <w:start w:val="1"/>
+      <w:numFmt w:val="bullet"/>
+      <w:lvlText w:val=""/>
+      <w:lvlJc w:val="left"/>
+      <w:pPr>
+        <w:tabs>
+          <w:tab w:val="num" w:pos="2160"/>
+        </w:tabs>
+        <w:ind w:left="2160" w:hanging="360"/>
+      </w:pPr>
+      <w:rPr>
+        <w:rFonts w:ascii="Wingdings" w:hAnsi="Wingdings" w:hint="default"/>
+        <w:sz w:val="20"/>
+      </w:rPr>
+    </w:lvl>
+    <w:lvl w:ilvl="3" w:tentative="1">
+      <w:start w:val="1"/>
+      <w:numFmt w:val="bullet"/>
+      <w:lvlText w:val=""/>
+      <w:lvlJc w:val="left"/>
+      <w:pPr>
+        <w:tabs>
+          <w:tab w:val="num" w:pos="2880"/>
+        </w:tabs>
+        <w:ind w:left="2880" w:hanging="360"/>
+      </w:pPr>
+      <w:rPr>
+        <w:rFonts w:ascii="Wingdings" w:hAnsi="Wingdings" w:hint="default"/>
+        <w:sz w:val="20"/>
+      </w:rPr>
+    </w:lvl>
+    <w:lvl w:ilvl="4" w:tentative="1">
+      <w:start w:val="1"/>
+      <w:numFmt w:val="bullet"/>
+      <w:lvlText w:val=""/>
+      <w:lvlJc w:val="left"/>
+      <w:pPr>
+        <w:tabs>
+          <w:tab w:val="num" w:pos="3600"/>
+        </w:tabs>
+        <w:ind w:left="3600" w:hanging="360"/>
+      </w:pPr>
+      <w:rPr>
+        <w:rFonts w:ascii="Wingdings" w:hAnsi="Wingdings" w:hint="default"/>
+        <w:sz w:val="20"/>
+      </w:rPr>
+    </w:lvl>
+    <w:lvl w:ilvl="5" w:tentative="1">
+      <w:start w:val="1"/>
+      <w:numFmt w:val="bullet"/>
+      <w:lvlText w:val=""/>
+      <w:lvlJc w:val="left"/>
+      <w:pPr>
+        <w:tabs>
+          <w:tab w:val="num" w:pos="4320"/>
+        </w:tabs>
+        <w:ind w:left="4320" w:hanging="360"/>
+      </w:pPr>
+      <w:rPr>
+        <w:rFonts w:ascii="Wingdings" w:hAnsi="Wingdings" w:hint="default"/>
+        <w:sz w:val="20"/>
+      </w:rPr>
+    </w:lvl>
+    <w:lvl w:ilvl="6" w:tentative="1">
+      <w:start w:val="1"/>
+      <w:numFmt w:val="bullet"/>
+      <w:lvlText w:val=""/>
+      <w:lvlJc w:val="left"/>
+      <w:pPr>
+        <w:tabs>
+          <w:tab w:val="num" w:pos="5040"/>
+        </w:tabs>
+        <w:ind w:left="5040" w:hanging="360"/>
+      </w:pPr>
+      <w:rPr>
+        <w:rFonts w:ascii="Wingdings" w:hAnsi="Wingdings" w:hint="default"/>
+        <w:sz w:val="20"/>
+      </w:rPr>
+    </w:lvl>
+    <w:lvl w:ilvl="7" w:tentative="1">
+      <w:start w:val="1"/>
+      <w:numFmt w:val="bullet"/>
+      <w:lvlText w:val=""/>
+      <w:lvlJc w:val="left"/>
+      <w:pPr>
+        <w:tabs>
+          <w:tab w:val="num" w:pos="5760"/>
+        </w:tabs>
+        <w:ind w:left="5760" w:hanging="360"/>
+      </w:pPr>
+      <w:rPr>
+        <w:rFonts w:ascii="Wingdings" w:hAnsi="Wingdings" w:hint="default"/>
+        <w:sz w:val="20"/>
+      </w:rPr>
+    </w:lvl>
+    <w:lvl w:ilvl="8" w:tentative="1">
+      <w:start w:val="1"/>
+      <w:numFmt w:val="bullet"/>
+      <w:lvlText w:val=""/>
+      <w:lvlJc w:val="left"/>
+      <w:pPr>
+        <w:tabs>
+          <w:tab w:val="num" w:pos="6480"/>
+        </w:tabs>
+        <w:ind w:left="6480" w:hanging="360"/>
+      </w:pPr>
+      <w:rPr>
+        <w:rFonts w:ascii="Wingdings" w:hAnsi="Wingdings" w:hint="default"/>
+        <w:sz w:val="20"/>
+      </w:rPr>
+    </w:lvl>
+  </w:abstractNum>
+  <w:abstractNum w:abstractNumId="43" w15:restartNumberingAfterBreak="0">
+    <w:nsid w:val="497D0F62"/>
+    <w:multiLevelType w:val="multilevel"/>
+    <w:tmpl w:val="CF822A70"/>
+    <w:lvl w:ilvl="0">
+      <w:start w:val="1"/>
+      <w:numFmt w:val="bullet"/>
+      <w:lvlText w:val=""/>
+      <w:lvlJc w:val="left"/>
+      <w:pPr>
+        <w:tabs>
+          <w:tab w:val="num" w:pos="720"/>
+        </w:tabs>
+        <w:ind w:left="720" w:hanging="360"/>
+      </w:pPr>
+      <w:rPr>
+        <w:rFonts w:ascii="Symbol" w:hAnsi="Symbol" w:hint="default"/>
+        <w:sz w:val="20"/>
+      </w:rPr>
+    </w:lvl>
+    <w:lvl w:ilvl="1">
+      <w:start w:val="1"/>
+      <w:numFmt w:val="bullet"/>
+      <w:lvlText w:val="o"/>
+      <w:lvlJc w:val="left"/>
+      <w:pPr>
+        <w:tabs>
+          <w:tab w:val="num" w:pos="1440"/>
+        </w:tabs>
+        <w:ind w:left="1440" w:hanging="360"/>
+      </w:pPr>
+      <w:rPr>
+        <w:rFonts w:ascii="Courier New" w:hAnsi="Courier New" w:hint="default"/>
+        <w:sz w:val="20"/>
+      </w:rPr>
+    </w:lvl>
+    <w:lvl w:ilvl="2" w:tentative="1">
+      <w:start w:val="1"/>
+      <w:numFmt w:val="bullet"/>
+      <w:lvlText w:val=""/>
+      <w:lvlJc w:val="left"/>
+      <w:pPr>
+        <w:tabs>
+          <w:tab w:val="num" w:pos="2160"/>
+        </w:tabs>
+        <w:ind w:left="2160" w:hanging="360"/>
+      </w:pPr>
+      <w:rPr>
+        <w:rFonts w:ascii="Wingdings" w:hAnsi="Wingdings" w:hint="default"/>
+        <w:sz w:val="20"/>
+      </w:rPr>
+    </w:lvl>
+    <w:lvl w:ilvl="3" w:tentative="1">
+      <w:start w:val="1"/>
+      <w:numFmt w:val="bullet"/>
+      <w:lvlText w:val=""/>
+      <w:lvlJc w:val="left"/>
+      <w:pPr>
+        <w:tabs>
+          <w:tab w:val="num" w:pos="2880"/>
+        </w:tabs>
+        <w:ind w:left="2880" w:hanging="360"/>
+      </w:pPr>
+      <w:rPr>
+        <w:rFonts w:ascii="Wingdings" w:hAnsi="Wingdings" w:hint="default"/>
+        <w:sz w:val="20"/>
+      </w:rPr>
+    </w:lvl>
+    <w:lvl w:ilvl="4" w:tentative="1">
+      <w:start w:val="1"/>
+      <w:numFmt w:val="bullet"/>
+      <w:lvlText w:val=""/>
+      <w:lvlJc w:val="left"/>
+      <w:pPr>
+        <w:tabs>
+          <w:tab w:val="num" w:pos="3600"/>
+        </w:tabs>
+        <w:ind w:left="3600" w:hanging="360"/>
+      </w:pPr>
+      <w:rPr>
+        <w:rFonts w:ascii="Wingdings" w:hAnsi="Wingdings" w:hint="default"/>
+        <w:sz w:val="20"/>
+      </w:rPr>
+    </w:lvl>
+    <w:lvl w:ilvl="5" w:tentative="1">
+      <w:start w:val="1"/>
+      <w:numFmt w:val="bullet"/>
+      <w:lvlText w:val=""/>
+      <w:lvlJc w:val="left"/>
+      <w:pPr>
+        <w:tabs>
+          <w:tab w:val="num" w:pos="4320"/>
+        </w:tabs>
+        <w:ind w:left="4320" w:hanging="360"/>
+      </w:pPr>
+      <w:rPr>
+        <w:rFonts w:ascii="Wingdings" w:hAnsi="Wingdings" w:hint="default"/>
+        <w:sz w:val="20"/>
+      </w:rPr>
+    </w:lvl>
+    <w:lvl w:ilvl="6" w:tentative="1">
+      <w:start w:val="1"/>
+      <w:numFmt w:val="bullet"/>
+      <w:lvlText w:val=""/>
+      <w:lvlJc w:val="left"/>
+      <w:pPr>
+        <w:tabs>
+          <w:tab w:val="num" w:pos="5040"/>
+        </w:tabs>
+        <w:ind w:left="5040" w:hanging="360"/>
+      </w:pPr>
+      <w:rPr>
+        <w:rFonts w:ascii="Wingdings" w:hAnsi="Wingdings" w:hint="default"/>
+        <w:sz w:val="20"/>
+      </w:rPr>
+    </w:lvl>
+    <w:lvl w:ilvl="7" w:tentative="1">
+      <w:start w:val="1"/>
+      <w:numFmt w:val="bullet"/>
+      <w:lvlText w:val=""/>
+      <w:lvlJc w:val="left"/>
+      <w:pPr>
+        <w:tabs>
+          <w:tab w:val="num" w:pos="5760"/>
+        </w:tabs>
+        <w:ind w:left="5760" w:hanging="360"/>
+      </w:pPr>
+      <w:rPr>
+        <w:rFonts w:ascii="Wingdings" w:hAnsi="Wingdings" w:hint="default"/>
+        <w:sz w:val="20"/>
+      </w:rPr>
+    </w:lvl>
+    <w:lvl w:ilvl="8" w:tentative="1">
+      <w:start w:val="1"/>
+      <w:numFmt w:val="bullet"/>
+      <w:lvlText w:val=""/>
+      <w:lvlJc w:val="left"/>
+      <w:pPr>
+        <w:tabs>
+          <w:tab w:val="num" w:pos="6480"/>
+        </w:tabs>
+        <w:ind w:left="6480" w:hanging="360"/>
+      </w:pPr>
+      <w:rPr>
+        <w:rFonts w:ascii="Wingdings" w:hAnsi="Wingdings" w:hint="default"/>
+        <w:sz w:val="20"/>
+      </w:rPr>
+    </w:lvl>
+  </w:abstractNum>
+  <w:abstractNum w:abstractNumId="44" w15:restartNumberingAfterBreak="0">
     <w:nsid w:val="4A38175C"/>
     <w:multiLevelType w:val="multilevel"/>
     <w:tmpl w:val="22A46AC4"/>
@@ -6903,7 +8061,7 @@
       </w:rPr>
     </w:lvl>
   </w:abstractNum>
-  <w:abstractNum w:abstractNumId="42" w15:restartNumberingAfterBreak="0">
+  <w:abstractNum w:abstractNumId="45" w15:restartNumberingAfterBreak="0">
     <w:nsid w:val="4B08338D"/>
     <w:multiLevelType w:val="multilevel"/>
     <w:tmpl w:val="C32851E0"/>
@@ -7016,7 +8174,7 @@
       </w:rPr>
     </w:lvl>
   </w:abstractNum>
-  <w:abstractNum w:abstractNumId="43" w15:restartNumberingAfterBreak="0">
+  <w:abstractNum w:abstractNumId="46" w15:restartNumberingAfterBreak="0">
     <w:nsid w:val="4D5168C1"/>
     <w:multiLevelType w:val="hybridMultilevel"/>
     <w:tmpl w:val="1CC05BB0"/>
@@ -7105,7 +8263,7 @@
       </w:pPr>
     </w:lvl>
   </w:abstractNum>
-  <w:abstractNum w:abstractNumId="44" w15:restartNumberingAfterBreak="0">
+  <w:abstractNum w:abstractNumId="47" w15:restartNumberingAfterBreak="0">
     <w:nsid w:val="4EC051B9"/>
     <w:multiLevelType w:val="multilevel"/>
     <w:tmpl w:val="FD7AFA18"/>
@@ -7218,7 +8376,7 @@
       </w:rPr>
     </w:lvl>
   </w:abstractNum>
-  <w:abstractNum w:abstractNumId="45" w15:restartNumberingAfterBreak="0">
+  <w:abstractNum w:abstractNumId="48" w15:restartNumberingAfterBreak="0">
     <w:nsid w:val="4F874405"/>
     <w:multiLevelType w:val="multilevel"/>
     <w:tmpl w:val="480C65A8"/>
@@ -7331,7 +8489,7 @@
       </w:rPr>
     </w:lvl>
   </w:abstractNum>
-  <w:abstractNum w:abstractNumId="46" w15:restartNumberingAfterBreak="0">
+  <w:abstractNum w:abstractNumId="49" w15:restartNumberingAfterBreak="0">
     <w:nsid w:val="51FA2F2B"/>
     <w:multiLevelType w:val="multilevel"/>
     <w:tmpl w:val="605AB292"/>
@@ -7444,7 +8602,7 @@
       </w:rPr>
     </w:lvl>
   </w:abstractNum>
-  <w:abstractNum w:abstractNumId="47" w15:restartNumberingAfterBreak="0">
+  <w:abstractNum w:abstractNumId="50" w15:restartNumberingAfterBreak="0">
     <w:nsid w:val="553C2741"/>
     <w:multiLevelType w:val="multilevel"/>
     <w:tmpl w:val="313646EA"/>
@@ -7557,7 +8715,7 @@
       </w:rPr>
     </w:lvl>
   </w:abstractNum>
-  <w:abstractNum w:abstractNumId="48" w15:restartNumberingAfterBreak="0">
+  <w:abstractNum w:abstractNumId="51" w15:restartNumberingAfterBreak="0">
     <w:nsid w:val="58753EDC"/>
     <w:multiLevelType w:val="multilevel"/>
     <w:tmpl w:val="764A8390"/>
@@ -7706,7 +8864,7 @@
       </w:rPr>
     </w:lvl>
   </w:abstractNum>
-  <w:abstractNum w:abstractNumId="49" w15:restartNumberingAfterBreak="0">
+  <w:abstractNum w:abstractNumId="52" w15:restartNumberingAfterBreak="0">
     <w:nsid w:val="5D555839"/>
     <w:multiLevelType w:val="multilevel"/>
     <w:tmpl w:val="A2CE37DC"/>
@@ -7855,7 +9013,7 @@
       </w:rPr>
     </w:lvl>
   </w:abstractNum>
-  <w:abstractNum w:abstractNumId="50" w15:restartNumberingAfterBreak="0">
+  <w:abstractNum w:abstractNumId="53" w15:restartNumberingAfterBreak="0">
     <w:nsid w:val="5EF241E9"/>
     <w:multiLevelType w:val="multilevel"/>
     <w:tmpl w:val="A9966C46"/>
@@ -7968,7 +9126,7 @@
       </w:rPr>
     </w:lvl>
   </w:abstractNum>
-  <w:abstractNum w:abstractNumId="51" w15:restartNumberingAfterBreak="0">
+  <w:abstractNum w:abstractNumId="54" w15:restartNumberingAfterBreak="0">
     <w:nsid w:val="6151371B"/>
     <w:multiLevelType w:val="hybridMultilevel"/>
     <w:tmpl w:val="DD3C0B62"/>
@@ -8057,7 +9215,7 @@
       </w:pPr>
     </w:lvl>
   </w:abstractNum>
-  <w:abstractNum w:abstractNumId="52" w15:restartNumberingAfterBreak="0">
+  <w:abstractNum w:abstractNumId="55" w15:restartNumberingAfterBreak="0">
     <w:nsid w:val="6A44007B"/>
     <w:multiLevelType w:val="multilevel"/>
     <w:tmpl w:val="569AAAC0"/>
@@ -8170,7 +9328,7 @@
       </w:rPr>
     </w:lvl>
   </w:abstractNum>
-  <w:abstractNum w:abstractNumId="53" w15:restartNumberingAfterBreak="0">
+  <w:abstractNum w:abstractNumId="56" w15:restartNumberingAfterBreak="0">
     <w:nsid w:val="6D4667EA"/>
     <w:multiLevelType w:val="multilevel"/>
     <w:tmpl w:val="8286BBFC"/>
@@ -8283,7 +9441,7 @@
       </w:rPr>
     </w:lvl>
   </w:abstractNum>
-  <w:abstractNum w:abstractNumId="54" w15:restartNumberingAfterBreak="0">
+  <w:abstractNum w:abstractNumId="57" w15:restartNumberingAfterBreak="0">
     <w:nsid w:val="6E5502FB"/>
     <w:multiLevelType w:val="hybridMultilevel"/>
     <w:tmpl w:val="307C9430"/>
@@ -8396,7 +9554,7 @@
       </w:rPr>
     </w:lvl>
   </w:abstractNum>
-  <w:abstractNum w:abstractNumId="55" w15:restartNumberingAfterBreak="0">
+  <w:abstractNum w:abstractNumId="58" w15:restartNumberingAfterBreak="0">
     <w:nsid w:val="6F32307C"/>
     <w:multiLevelType w:val="multilevel"/>
     <w:tmpl w:val="8CE2668A"/>
@@ -8545,7 +9703,7 @@
       </w:rPr>
     </w:lvl>
   </w:abstractNum>
-  <w:abstractNum w:abstractNumId="56" w15:restartNumberingAfterBreak="0">
+  <w:abstractNum w:abstractNumId="59" w15:restartNumberingAfterBreak="0">
     <w:nsid w:val="6F780B73"/>
     <w:multiLevelType w:val="multilevel"/>
     <w:tmpl w:val="E9A287FE"/>
@@ -8694,7 +9852,7 @@
       </w:rPr>
     </w:lvl>
   </w:abstractNum>
-  <w:abstractNum w:abstractNumId="57" w15:restartNumberingAfterBreak="0">
+  <w:abstractNum w:abstractNumId="60" w15:restartNumberingAfterBreak="0">
     <w:nsid w:val="70E711C6"/>
     <w:multiLevelType w:val="multilevel"/>
     <w:tmpl w:val="2164484C"/>
@@ -8807,7 +9965,7 @@
       </w:rPr>
     </w:lvl>
   </w:abstractNum>
-  <w:abstractNum w:abstractNumId="58" w15:restartNumberingAfterBreak="0">
+  <w:abstractNum w:abstractNumId="61" w15:restartNumberingAfterBreak="0">
     <w:nsid w:val="754A68BD"/>
     <w:multiLevelType w:val="multilevel"/>
     <w:tmpl w:val="DA5C9BA4"/>
@@ -8956,7 +10114,7 @@
       </w:rPr>
     </w:lvl>
   </w:abstractNum>
-  <w:abstractNum w:abstractNumId="59" w15:restartNumberingAfterBreak="0">
+  <w:abstractNum w:abstractNumId="62" w15:restartNumberingAfterBreak="0">
     <w:nsid w:val="7C5B0B74"/>
     <w:multiLevelType w:val="multilevel"/>
     <w:tmpl w:val="476E9A9E"/>
@@ -9069,7 +10227,7 @@
       </w:rPr>
     </w:lvl>
   </w:abstractNum>
-  <w:abstractNum w:abstractNumId="60" w15:restartNumberingAfterBreak="0">
+  <w:abstractNum w:abstractNumId="63" w15:restartNumberingAfterBreak="0">
     <w:nsid w:val="7EC10415"/>
     <w:multiLevelType w:val="multilevel"/>
     <w:tmpl w:val="97C2610A"/>
@@ -9219,73 +10377,73 @@
     </w:lvl>
   </w:abstractNum>
   <w:num w:numId="1" w16cid:durableId="1161002362">
-    <w:abstractNumId w:val="43"/>
+    <w:abstractNumId w:val="46"/>
   </w:num>
   <w:num w:numId="2" w16cid:durableId="646665901">
-    <w:abstractNumId w:val="35"/>
+    <w:abstractNumId w:val="36"/>
   </w:num>
   <w:num w:numId="3" w16cid:durableId="579220518">
-    <w:abstractNumId w:val="51"/>
+    <w:abstractNumId w:val="54"/>
   </w:num>
   <w:num w:numId="4" w16cid:durableId="103500681">
-    <w:abstractNumId w:val="41"/>
+    <w:abstractNumId w:val="44"/>
   </w:num>
   <w:num w:numId="5" w16cid:durableId="617296083">
-    <w:abstractNumId w:val="28"/>
+    <w:abstractNumId w:val="29"/>
   </w:num>
   <w:num w:numId="6" w16cid:durableId="2052149824">
     <w:abstractNumId w:val="12"/>
   </w:num>
   <w:num w:numId="7" w16cid:durableId="402222522">
-    <w:abstractNumId w:val="52"/>
+    <w:abstractNumId w:val="55"/>
   </w:num>
   <w:num w:numId="8" w16cid:durableId="1647200662">
     <w:abstractNumId w:val="5"/>
   </w:num>
   <w:num w:numId="9" w16cid:durableId="1682121071">
-    <w:abstractNumId w:val="59"/>
+    <w:abstractNumId w:val="62"/>
   </w:num>
   <w:num w:numId="10" w16cid:durableId="246695865">
     <w:abstractNumId w:val="17"/>
   </w:num>
   <w:num w:numId="11" w16cid:durableId="2141993432">
-    <w:abstractNumId w:val="53"/>
+    <w:abstractNumId w:val="56"/>
   </w:num>
   <w:num w:numId="12" w16cid:durableId="641038559">
-    <w:abstractNumId w:val="32"/>
+    <w:abstractNumId w:val="33"/>
   </w:num>
   <w:num w:numId="13" w16cid:durableId="1611089610">
     <w:abstractNumId w:val="13"/>
   </w:num>
   <w:num w:numId="14" w16cid:durableId="1505780277">
-    <w:abstractNumId w:val="33"/>
+    <w:abstractNumId w:val="34"/>
   </w:num>
   <w:num w:numId="15" w16cid:durableId="1285043431">
-    <w:abstractNumId w:val="50"/>
+    <w:abstractNumId w:val="53"/>
   </w:num>
   <w:num w:numId="16" w16cid:durableId="60640942">
-    <w:abstractNumId w:val="38"/>
+    <w:abstractNumId w:val="39"/>
   </w:num>
   <w:num w:numId="17" w16cid:durableId="1933391165">
-    <w:abstractNumId w:val="24"/>
+    <w:abstractNumId w:val="25"/>
   </w:num>
   <w:num w:numId="18" w16cid:durableId="493376280">
-    <w:abstractNumId w:val="26"/>
+    <w:abstractNumId w:val="27"/>
   </w:num>
   <w:num w:numId="19" w16cid:durableId="128474687">
     <w:abstractNumId w:val="16"/>
   </w:num>
   <w:num w:numId="20" w16cid:durableId="2080013416">
-    <w:abstractNumId w:val="57"/>
+    <w:abstractNumId w:val="60"/>
   </w:num>
   <w:num w:numId="21" w16cid:durableId="1864705951">
     <w:abstractNumId w:val="22"/>
   </w:num>
   <w:num w:numId="22" w16cid:durableId="1466965471">
-    <w:abstractNumId w:val="44"/>
+    <w:abstractNumId w:val="47"/>
   </w:num>
   <w:num w:numId="23" w16cid:durableId="232741186">
-    <w:abstractNumId w:val="46"/>
+    <w:abstractNumId w:val="49"/>
   </w:num>
   <w:num w:numId="24" w16cid:durableId="1743454208">
     <w:abstractNumId w:val="15"/>
@@ -9294,28 +10452,28 @@
     <w:abstractNumId w:val="1"/>
   </w:num>
   <w:num w:numId="26" w16cid:durableId="1428041549">
-    <w:abstractNumId w:val="27"/>
+    <w:abstractNumId w:val="28"/>
   </w:num>
   <w:num w:numId="27" w16cid:durableId="1168205411">
-    <w:abstractNumId w:val="42"/>
+    <w:abstractNumId w:val="45"/>
   </w:num>
   <w:num w:numId="28" w16cid:durableId="847213060">
-    <w:abstractNumId w:val="45"/>
+    <w:abstractNumId w:val="48"/>
   </w:num>
   <w:num w:numId="29" w16cid:durableId="461116745">
     <w:abstractNumId w:val="6"/>
   </w:num>
   <w:num w:numId="30" w16cid:durableId="780611823">
-    <w:abstractNumId w:val="30"/>
+    <w:abstractNumId w:val="31"/>
   </w:num>
   <w:num w:numId="31" w16cid:durableId="560598764">
-    <w:abstractNumId w:val="60"/>
+    <w:abstractNumId w:val="63"/>
   </w:num>
   <w:num w:numId="32" w16cid:durableId="1577281594">
-    <w:abstractNumId w:val="34"/>
+    <w:abstractNumId w:val="35"/>
   </w:num>
   <w:num w:numId="33" w16cid:durableId="219678338">
-    <w:abstractNumId w:val="40"/>
+    <w:abstractNumId w:val="41"/>
   </w:num>
   <w:num w:numId="34" w16cid:durableId="1347437688">
     <w:abstractNumId w:val="21"/>
@@ -9324,7 +10482,7 @@
     <w:abstractNumId w:val="14"/>
   </w:num>
   <w:num w:numId="36" w16cid:durableId="60299312">
-    <w:abstractNumId w:val="39"/>
+    <w:abstractNumId w:val="40"/>
   </w:num>
   <w:num w:numId="37" w16cid:durableId="132262369">
     <w:abstractNumId w:val="11"/>
@@ -9336,7 +10494,7 @@
     <w:abstractNumId w:val="10"/>
   </w:num>
   <w:num w:numId="40" w16cid:durableId="2057505569">
-    <w:abstractNumId w:val="25"/>
+    <w:abstractNumId w:val="26"/>
   </w:num>
   <w:num w:numId="41" w16cid:durableId="1611353309">
     <w:abstractNumId w:val="3"/>
@@ -9345,40 +10503,40 @@
     <w:abstractNumId w:val="20"/>
   </w:num>
   <w:num w:numId="43" w16cid:durableId="1978870285">
-    <w:abstractNumId w:val="47"/>
+    <w:abstractNumId w:val="50"/>
   </w:num>
   <w:num w:numId="44" w16cid:durableId="1362512055">
     <w:abstractNumId w:val="8"/>
   </w:num>
   <w:num w:numId="45" w16cid:durableId="886255239">
-    <w:abstractNumId w:val="36"/>
+    <w:abstractNumId w:val="37"/>
   </w:num>
   <w:num w:numId="46" w16cid:durableId="1694376994">
-    <w:abstractNumId w:val="31"/>
+    <w:abstractNumId w:val="32"/>
   </w:num>
   <w:num w:numId="47" w16cid:durableId="1323896147">
-    <w:abstractNumId w:val="56"/>
+    <w:abstractNumId w:val="59"/>
   </w:num>
   <w:num w:numId="48" w16cid:durableId="1261139311">
     <w:abstractNumId w:val="2"/>
   </w:num>
   <w:num w:numId="49" w16cid:durableId="1263342825">
-    <w:abstractNumId w:val="54"/>
+    <w:abstractNumId w:val="57"/>
   </w:num>
   <w:num w:numId="50" w16cid:durableId="1554776844">
     <w:abstractNumId w:val="7"/>
   </w:num>
   <w:num w:numId="51" w16cid:durableId="375279605">
-    <w:abstractNumId w:val="23"/>
+    <w:abstractNumId w:val="24"/>
   </w:num>
   <w:num w:numId="52" w16cid:durableId="1694380342">
-    <w:abstractNumId w:val="48"/>
+    <w:abstractNumId w:val="51"/>
   </w:num>
   <w:num w:numId="53" w16cid:durableId="191574157">
     <w:abstractNumId w:val="9"/>
   </w:num>
   <w:num w:numId="54" w16cid:durableId="883635767">
-    <w:abstractNumId w:val="49"/>
+    <w:abstractNumId w:val="52"/>
   </w:num>
   <w:num w:numId="55" w16cid:durableId="1411538133">
     <w:abstractNumId w:val="19"/>
@@ -9387,19 +10545,28 @@
     <w:abstractNumId w:val="18"/>
   </w:num>
   <w:num w:numId="57" w16cid:durableId="1628125700">
-    <w:abstractNumId w:val="37"/>
+    <w:abstractNumId w:val="38"/>
   </w:num>
   <w:num w:numId="58" w16cid:durableId="909851892">
-    <w:abstractNumId w:val="58"/>
+    <w:abstractNumId w:val="61"/>
   </w:num>
   <w:num w:numId="59" w16cid:durableId="1244073320">
     <w:abstractNumId w:val="4"/>
   </w:num>
   <w:num w:numId="60" w16cid:durableId="258295593">
-    <w:abstractNumId w:val="55"/>
+    <w:abstractNumId w:val="58"/>
   </w:num>
   <w:num w:numId="61" w16cid:durableId="749816320">
-    <w:abstractNumId w:val="29"/>
+    <w:abstractNumId w:val="30"/>
+  </w:num>
+  <w:num w:numId="62" w16cid:durableId="1800684289">
+    <w:abstractNumId w:val="23"/>
+  </w:num>
+  <w:num w:numId="63" w16cid:durableId="870529741">
+    <w:abstractNumId w:val="43"/>
+  </w:num>
+  <w:num w:numId="64" w16cid:durableId="938487723">
+    <w:abstractNumId w:val="42"/>
   </w:num>
 </w:numbering>
 </file>
